--- a/enonces/COL_enonces.docx
+++ b/enonces/COL_enonces.docx
@@ -3859,7 +3859,7 @@
           <w:sz w:val="19"/>
           <w:szCs w:val="19"/>
         </w:rPr>
-        <w:t xml:space="preserve">abeille : 1</w:t>
+        <w:t xml:space="preserve">abeille : 1</w:t>
       </w:r>
     </w:p>
     <w:p>
@@ -3875,7 +3875,7 @@
           <w:sz w:val="19"/>
           <w:szCs w:val="19"/>
         </w:rPr>
-        <w:t xml:space="preserve">chat : 1</w:t>
+        <w:t xml:space="preserve">chat : 1</w:t>
       </w:r>
     </w:p>
     <w:p>
@@ -3891,7 +3891,7 @@
           <w:sz w:val="19"/>
           <w:szCs w:val="19"/>
         </w:rPr>
-        <w:t xml:space="preserve">zebre : 2</w:t>
+        <w:t xml:space="preserve">zebre : 2</w:t>
       </w:r>
     </w:p>
     <w:p>
@@ -6207,7 +6207,7 @@
           <w:sz w:val="19"/>
           <w:szCs w:val="19"/>
         </w:rPr>
-        <w:t xml:space="preserve">Lovelace : Algebre, Java</w:t>
+        <w:t xml:space="preserve">Lovelace : Algebre, Java</w:t>
       </w:r>
     </w:p>
     <w:p>
@@ -6223,7 +6223,7 @@
           <w:sz w:val="19"/>
           <w:szCs w:val="19"/>
         </w:rPr>
-        <w:t xml:space="preserve">Turing : Java</w:t>
+        <w:t xml:space="preserve">Turing : Java</w:t>
       </w:r>
     </w:p>
     <w:p>

--- a/enonces/COL_enonces.docx
+++ b/enonces/COL_enonces.docx
@@ -4,7 +4,52 @@
   <w:body>
     <w:p>
       <w:pPr>
-        <w:spacing w:after="120" w:before="1200"/>
+        <w:spacing w:after="0"/>
+      </w:pPr>
+      <w:r>
+        <w:drawing>
+          <wp:inline distT="0" distB="0" distL="0" distR="0">
+            <wp:extent cx="1514475" cy="723900"/>
+            <wp:effectExtent t="0" r="0" b="0" l="0"/>
+            <wp:docPr id="1" name="logo" descr="Logo de l'EPHEC" title="EPHEC"/>
+            <wp:cNvGraphicFramePr>
+              <a:graphicFrameLocks xmlns:a="http://schemas.openxmlformats.org/drawingml/2006/main" noChangeAspect="1"/>
+            </wp:cNvGraphicFramePr>
+            <a:graphic xmlns:a="http://schemas.openxmlformats.org/drawingml/2006/main">
+              <a:graphicData uri="http://schemas.openxmlformats.org/drawingml/2006/picture">
+                <pic:pic xmlns:pic="http://schemas.openxmlformats.org/drawingml/2006/picture">
+                  <pic:nvPicPr>
+                    <pic:cNvPr id="0" name="" descr=""/>
+                    <pic:cNvPicPr>
+                      <a:picLocks noChangeAspect="1" noChangeArrowheads="1"/>
+                    </pic:cNvPicPr>
+                  </pic:nvPicPr>
+                  <pic:blipFill>
+                    <a:blip r:embed="rId7" cstate="none"/>
+                    <a:srcRect/>
+                    <a:stretch>
+                      <a:fillRect/>
+                    </a:stretch>
+                  </pic:blipFill>
+                  <pic:spPr bwMode="auto">
+                    <a:xfrm>
+                      <a:off x="0" y="0"/>
+                      <a:ext cx="1514475" cy="723900"/>
+                    </a:xfrm>
+                    <a:prstGeom prst="rect">
+                      <a:avLst/>
+                    </a:prstGeom>
+                  </pic:spPr>
+                </pic:pic>
+              </a:graphicData>
+            </a:graphic>
+          </wp:inline>
+        </w:drawing>
+      </w:r>
+    </w:p>
+    <w:p>
+      <w:pPr>
+        <w:spacing w:after="120" w:before="700"/>
         <w:jc w:val="center"/>
       </w:pPr>
       <w:r>
@@ -64,6 +109,7 @@
     </w:p>
     <w:p>
       <w:pPr>
+        <w:keepNext w:val="false"/>
         <w:spacing w:after="120"/>
         <w:jc w:val="center"/>
       </w:pPr>
@@ -78,6 +124,7 @@
     </w:p>
     <w:p>
       <w:pPr>
+        <w:keepNext w:val="false"/>
         <w:spacing w:after="120"/>
         <w:jc w:val="center"/>
       </w:pPr>
@@ -117,32 +164,736 @@
         <w:t xml:space="preserve">Comment travailler ces exercices</w:t>
       </w:r>
     </w:p>
+    <w:tbl>
+      <w:tblPr>
+        <w:tblW w:type="dxa" w:w="9360"/>
+        <w:tblBorders>
+          <w:top w:val="single" w:color="BFBFBF" w:sz="2"/>
+          <w:left w:val="single" w:color="BFBFBF" w:sz="2"/>
+          <w:bottom w:val="single" w:color="BFBFBF" w:sz="2"/>
+          <w:right w:val="single" w:color="BFBFBF" w:sz="2"/>
+          <w:insideH w:val="none"/>
+          <w:insideV w:val="none"/>
+        </w:tblBorders>
+      </w:tblPr>
+      <w:tblGrid>
+        <w:gridCol w:w="9360"/>
+      </w:tblGrid>
+      <w:tr>
+        <w:trPr>
+          <w:cantSplit/>
+        </w:trPr>
+        <w:tc>
+          <w:tcPr>
+            <w:tcW w:type="dxa" w:w="9360"/>
+            <w:shd w:fill="F2F2F2" w:val="clear"/>
+            <w:tcMar>
+              <w:top w:type="dxa" w:w="140"/>
+              <w:left w:type="dxa" w:w="180"/>
+              <w:bottom w:type="dxa" w:w="140"/>
+              <w:right w:type="dxa" w:w="180"/>
+            </w:tcMar>
+          </w:tcPr>
+          <w:p>
+            <w:pPr>
+              <w:keepNext/>
+              <w:spacing w:after="100" w:before="0"/>
+            </w:pPr>
+            <w:r>
+              <w:rPr>
+                <w:sz w:val="22"/>
+                <w:szCs w:val="22"/>
+              </w:rPr>
+              <w:t xml:space="preserve">Les exercices de ce thème se trouvent tous dans </w:t>
+            </w:r>
+            <w:r>
+              <w:rPr>
+                <w:rFonts w:ascii="Consolas" w:hAnsi="Consolas" w:cs="Consolas"/>
+                <w:color w:val="E97132" w:themeColor="accent2"/>
+                <w:sz w:val="18"/>
+                <w:szCs w:val="18"/>
+              </w:rPr>
+              <w:t xml:space="preserve">be.ephec.java.col</w:t>
+            </w:r>
+            <w:r>
+              <w:rPr>
+                <w:sz w:val="22"/>
+                <w:szCs w:val="22"/>
+              </w:rPr>
+              <w:t xml:space="preserve">, chacun dans un sous-package.</w:t>
+            </w:r>
+          </w:p>
+          <w:p>
+            <w:pPr>
+              <w:keepNext/>
+              <w:spacing w:after="100" w:before="0"/>
+            </w:pPr>
+            <w:r>
+              <w:rPr>
+                <w:b/>
+                <w:bCs/>
+                <w:sz w:val="22"/>
+                <w:szCs w:val="22"/>
+              </w:rPr>
+              <w:t xml:space="preserve">Chaque exercice est autonome. </w:t>
+            </w:r>
+            <w:r>
+              <w:rPr>
+                <w:sz w:val="22"/>
+                <w:szCs w:val="22"/>
+              </w:rPr>
+              <w:t xml:space="preserve">Son package contient tout ce dont il a besoin et n'importe jamais une classe d'un autre exercice. </w:t>
+            </w:r>
+            <w:r>
+              <w:rPr>
+                <w:sz w:val="22"/>
+                <w:szCs w:val="22"/>
+              </w:rPr>
+              <w:t xml:space="preserve">Quand un exercice reprend une classe d'un exercice précédent, vous partez d'une copie : </w:t>
+            </w:r>
+            <w:r>
+              <w:rPr>
+                <w:sz w:val="22"/>
+                <w:szCs w:val="22"/>
+              </w:rPr>
+              <w:t xml:space="preserve">vous pouvez donc en rater un sans être bloqué pour la suite.</w:t>
+            </w:r>
+          </w:p>
+          <w:p>
+            <w:pPr>
+              <w:keepNext/>
+              <w:spacing w:after="100" w:before="0"/>
+            </w:pPr>
+            <w:r>
+              <w:rPr>
+                <w:b/>
+                <w:bCs/>
+                <w:sz w:val="22"/>
+                <w:szCs w:val="22"/>
+              </w:rPr>
+              <w:t xml:space="preserve">Comment lancer les tests, comment lire un test vert, pourquoi laisser votre code compilable : </w:t>
+            </w:r>
+            <w:r>
+              <w:rPr>
+                <w:sz w:val="22"/>
+                <w:szCs w:val="22"/>
+              </w:rPr>
+              <w:t xml:space="preserve">tout cela est commun à tous les thèmes et se trouve dans un document à part, </w:t>
+            </w:r>
+            <w:r>
+              <w:rPr>
+                <w:rFonts w:ascii="Consolas" w:hAnsi="Consolas" w:cs="Consolas"/>
+                <w:color w:val="E97132" w:themeColor="accent2"/>
+                <w:sz w:val="18"/>
+                <w:szCs w:val="18"/>
+              </w:rPr>
+              <w:t xml:space="preserve">Memento_Exercices.docx</w:t>
+            </w:r>
+            <w:r>
+              <w:rPr>
+                <w:sz w:val="22"/>
+                <w:szCs w:val="22"/>
+              </w:rPr>
+              <w:t xml:space="preserve">. Lisez-le une fois en début d'année.</w:t>
+            </w:r>
+          </w:p>
+          <w:p>
+            <w:pPr>
+              <w:keepNext/>
+              <w:spacing w:after="60" w:before="120"/>
+            </w:pPr>
+            <w:r>
+              <w:rPr>
+                <w:b/>
+                <w:bCs/>
+                <w:sz w:val="22"/>
+                <w:szCs w:val="22"/>
+              </w:rPr>
+              <w:t xml:space="preserve">Comment se lit un exercice</w:t>
+            </w:r>
+          </w:p>
+          <w:p>
+            <w:pPr>
+              <w:keepNext/>
+              <w:spacing w:after="100" w:before="0"/>
+            </w:pPr>
+            <w:r>
+              <w:rPr>
+                <w:sz w:val="22"/>
+                <w:szCs w:val="22"/>
+              </w:rPr>
+              <w:t xml:space="preserve">Chaque exercice suit la même structure. Toutes les sections ne figurent pas dans tous les exercices.</w:t>
+            </w:r>
+          </w:p>
+          <w:tbl>
+            <w:tblPr>
+              <w:tblW w:type="dxa" w:w="8880"/>
+              <w:tblBorders>
+                <w:top w:val="single" w:color="auto" w:sz="4"/>
+                <w:left w:val="single" w:color="auto" w:sz="4"/>
+                <w:bottom w:val="single" w:color="auto" w:sz="4"/>
+                <w:right w:val="single" w:color="auto" w:sz="4"/>
+                <w:insideH w:val="single" w:color="auto" w:sz="4"/>
+                <w:insideV w:val="single" w:color="auto" w:sz="4"/>
+              </w:tblBorders>
+            </w:tblPr>
+            <w:tblGrid>
+              <w:gridCol w:w="2500"/>
+              <w:gridCol w:w="6380"/>
+            </w:tblGrid>
+            <w:tr>
+              <w:trPr>
+                <w:tblHeader/>
+              </w:trPr>
+              <w:tc>
+                <w:tcPr>
+                  <w:tcW w:type="dxa" w:w="2500"/>
+                  <w:shd w:fill="D9D9D9" w:val="clear"/>
+                  <w:tcMar>
+                    <w:top w:type="dxa" w:w="50"/>
+                    <w:left w:type="dxa" w:w="100"/>
+                    <w:bottom w:type="dxa" w:w="50"/>
+                    <w:right w:type="dxa" w:w="100"/>
+                  </w:tcMar>
+                </w:tcPr>
+                <w:p>
+                  <w:pPr>
+                    <w:spacing w:after="0"/>
+                  </w:pPr>
+                  <w:r>
+                    <w:rPr>
+                      <w:b/>
+                      <w:bCs/>
+                      <w:sz w:val="20"/>
+                      <w:szCs w:val="20"/>
+                    </w:rPr>
+                    <w:t xml:space="preserve">Section</w:t>
+                  </w:r>
+                </w:p>
+              </w:tc>
+              <w:tc>
+                <w:tcPr>
+                  <w:tcW w:type="dxa" w:w="6380"/>
+                  <w:shd w:fill="D9D9D9" w:val="clear"/>
+                  <w:tcMar>
+                    <w:top w:type="dxa" w:w="50"/>
+                    <w:left w:type="dxa" w:w="100"/>
+                    <w:bottom w:type="dxa" w:w="50"/>
+                    <w:right w:type="dxa" w:w="100"/>
+                  </w:tcMar>
+                </w:tcPr>
+                <w:p>
+                  <w:pPr>
+                    <w:spacing w:after="0"/>
+                  </w:pPr>
+                  <w:r>
+                    <w:rPr>
+                      <w:b/>
+                      <w:bCs/>
+                      <w:sz w:val="20"/>
+                      <w:szCs w:val="20"/>
+                    </w:rPr>
+                    <w:t xml:space="preserve">Ce qu'elle vous apporte</w:t>
+                  </w:r>
+                </w:p>
+              </w:tc>
+            </w:tr>
+            <w:tr>
+              <w:trPr>
+                <w:cantSplit/>
+              </w:trPr>
+              <w:tc>
+                <w:tcPr>
+                  <w:tcW w:type="dxa" w:w="2500"/>
+                  <w:shd w:fill="FFFFFF" w:val="clear"/>
+                  <w:tcMar>
+                    <w:top w:type="dxa" w:w="50"/>
+                    <w:left w:type="dxa" w:w="100"/>
+                    <w:bottom w:type="dxa" w:w="50"/>
+                    <w:right w:type="dxa" w:w="100"/>
+                  </w:tcMar>
+                </w:tcPr>
+                <w:p>
+                  <w:pPr>
+                    <w:spacing w:after="0"/>
+                  </w:pPr>
+                  <w:r>
+                    <w:rPr>
+                      <w:b/>
+                      <w:bCs/>
+                      <w:sz w:val="20"/>
+                      <w:szCs w:val="20"/>
+                    </w:rPr>
+                    <w:t xml:space="preserve">Objectif</w:t>
+                  </w:r>
+                </w:p>
+              </w:tc>
+              <w:tc>
+                <w:tcPr>
+                  <w:tcW w:type="dxa" w:w="6380"/>
+                  <w:shd w:fill="FFFFFF" w:val="clear"/>
+                  <w:tcMar>
+                    <w:top w:type="dxa" w:w="50"/>
+                    <w:left w:type="dxa" w:w="100"/>
+                    <w:bottom w:type="dxa" w:w="50"/>
+                    <w:right w:type="dxa" w:w="100"/>
+                  </w:tcMar>
+                </w:tcPr>
+                <w:p>
+                  <w:pPr>
+                    <w:spacing w:after="0"/>
+                  </w:pPr>
+                  <w:r>
+                    <w:rPr>
+                      <w:sz w:val="20"/>
+                      <w:szCs w:val="20"/>
+                    </w:rPr>
+                    <w:t xml:space="preserve">Ce que l'exercice vous fait pratiquer, en une ou deux phrases.</w:t>
+                  </w:r>
+                </w:p>
+              </w:tc>
+            </w:tr>
+            <w:tr>
+              <w:trPr>
+                <w:cantSplit/>
+              </w:trPr>
+              <w:tc>
+                <w:tcPr>
+                  <w:tcW w:type="dxa" w:w="2500"/>
+                  <w:shd w:fill="FFFFFF" w:val="clear"/>
+                  <w:tcMar>
+                    <w:top w:type="dxa" w:w="50"/>
+                    <w:left w:type="dxa" w:w="100"/>
+                    <w:bottom w:type="dxa" w:w="50"/>
+                    <w:right w:type="dxa" w:w="100"/>
+                  </w:tcMar>
+                </w:tcPr>
+                <w:p>
+                  <w:pPr>
+                    <w:spacing w:after="0"/>
+                  </w:pPr>
+                  <w:r>
+                    <w:rPr>
+                      <w:b/>
+                      <w:bCs/>
+                      <w:sz w:val="20"/>
+                      <w:szCs w:val="20"/>
+                    </w:rPr>
+                    <w:t xml:space="preserve">Contexte</w:t>
+                  </w:r>
+                </w:p>
+              </w:tc>
+              <w:tc>
+                <w:tcPr>
+                  <w:tcW w:type="dxa" w:w="6380"/>
+                  <w:shd w:fill="FFFFFF" w:val="clear"/>
+                  <w:tcMar>
+                    <w:top w:type="dxa" w:w="50"/>
+                    <w:left w:type="dxa" w:w="100"/>
+                    <w:bottom w:type="dxa" w:w="50"/>
+                    <w:right w:type="dxa" w:w="100"/>
+                  </w:tcMar>
+                </w:tcPr>
+                <w:p>
+                  <w:pPr>
+                    <w:spacing w:after="0"/>
+                  </w:pPr>
+                  <w:r>
+                    <w:rPr>
+                      <w:sz w:val="20"/>
+                      <w:szCs w:val="20"/>
+                    </w:rPr>
+                    <w:t xml:space="preserve">Facultatif. La situation ou le rappel qui éclaire l'énoncé.</w:t>
+                  </w:r>
+                </w:p>
+              </w:tc>
+            </w:tr>
+            <w:tr>
+              <w:trPr>
+                <w:cantSplit/>
+              </w:trPr>
+              <w:tc>
+                <w:tcPr>
+                  <w:tcW w:type="dxa" w:w="2500"/>
+                  <w:shd w:fill="FFFFFF" w:val="clear"/>
+                  <w:tcMar>
+                    <w:top w:type="dxa" w:w="50"/>
+                    <w:left w:type="dxa" w:w="100"/>
+                    <w:bottom w:type="dxa" w:w="50"/>
+                    <w:right w:type="dxa" w:w="100"/>
+                  </w:tcMar>
+                </w:tcPr>
+                <w:p>
+                  <w:pPr>
+                    <w:spacing w:after="0"/>
+                  </w:pPr>
+                  <w:r>
+                    <w:rPr>
+                      <w:b/>
+                      <w:bCs/>
+                      <w:sz w:val="20"/>
+                      <w:szCs w:val="20"/>
+                    </w:rPr>
+                    <w:t xml:space="preserve">Énoncé</w:t>
+                  </w:r>
+                </w:p>
+              </w:tc>
+              <w:tc>
+                <w:tcPr>
+                  <w:tcW w:type="dxa" w:w="6380"/>
+                  <w:shd w:fill="FFFFFF" w:val="clear"/>
+                  <w:tcMar>
+                    <w:top w:type="dxa" w:w="50"/>
+                    <w:left w:type="dxa" w:w="100"/>
+                    <w:bottom w:type="dxa" w:w="50"/>
+                    <w:right w:type="dxa" w:w="100"/>
+                  </w:tcMar>
+                </w:tcPr>
+                <w:p>
+                  <w:pPr>
+                    <w:spacing w:after="0"/>
+                  </w:pPr>
+                  <w:r>
+                    <w:rPr>
+                      <w:sz w:val="20"/>
+                      <w:szCs w:val="20"/>
+                    </w:rPr>
+                    <w:t xml:space="preserve">Ce qu'il faut écrire. Un énoncé long est parfois découpé en deux parties.</w:t>
+                  </w:r>
+                </w:p>
+              </w:tc>
+            </w:tr>
+            <w:tr>
+              <w:trPr>
+                <w:cantSplit/>
+              </w:trPr>
+              <w:tc>
+                <w:tcPr>
+                  <w:tcW w:type="dxa" w:w="2500"/>
+                  <w:shd w:fill="FFFFFF" w:val="clear"/>
+                  <w:tcMar>
+                    <w:top w:type="dxa" w:w="50"/>
+                    <w:left w:type="dxa" w:w="100"/>
+                    <w:bottom w:type="dxa" w:w="50"/>
+                    <w:right w:type="dxa" w:w="100"/>
+                  </w:tcMar>
+                </w:tcPr>
+                <w:p>
+                  <w:pPr>
+                    <w:spacing w:after="0"/>
+                  </w:pPr>
+                  <w:r>
+                    <w:rPr>
+                      <w:b/>
+                      <w:bCs/>
+                      <w:sz w:val="20"/>
+                      <w:szCs w:val="20"/>
+                    </w:rPr>
+                    <w:t xml:space="preserve">Spécifications à respecter</w:t>
+                  </w:r>
+                </w:p>
+              </w:tc>
+              <w:tc>
+                <w:tcPr>
+                  <w:tcW w:type="dxa" w:w="6380"/>
+                  <w:shd w:fill="FFFFFF" w:val="clear"/>
+                  <w:tcMar>
+                    <w:top w:type="dxa" w:w="50"/>
+                    <w:left w:type="dxa" w:w="100"/>
+                    <w:bottom w:type="dxa" w:w="50"/>
+                    <w:right w:type="dxa" w:w="100"/>
+                  </w:tcMar>
+                </w:tcPr>
+                <w:p>
+                  <w:pPr>
+                    <w:spacing w:after="0"/>
+                  </w:pPr>
+                  <w:r>
+                    <w:rPr>
+                      <w:sz w:val="20"/>
+                      <w:szCs w:val="20"/>
+                    </w:rPr>
+                    <w:t xml:space="preserve">Les noms, les signatures et les comportements imposés. Les tests s'appuient dessus : respectez-les à la lettre.</w:t>
+                  </w:r>
+                </w:p>
+              </w:tc>
+            </w:tr>
+            <w:tr>
+              <w:trPr>
+                <w:cantSplit/>
+              </w:trPr>
+              <w:tc>
+                <w:tcPr>
+                  <w:tcW w:type="dxa" w:w="2500"/>
+                  <w:shd w:fill="FFFFFF" w:val="clear"/>
+                  <w:tcMar>
+                    <w:top w:type="dxa" w:w="50"/>
+                    <w:left w:type="dxa" w:w="100"/>
+                    <w:bottom w:type="dxa" w:w="50"/>
+                    <w:right w:type="dxa" w:w="100"/>
+                  </w:tcMar>
+                </w:tcPr>
+                <w:p>
+                  <w:pPr>
+                    <w:spacing w:after="0"/>
+                  </w:pPr>
+                  <w:r>
+                    <w:rPr>
+                      <w:b/>
+                      <w:bCs/>
+                      <w:sz w:val="20"/>
+                      <w:szCs w:val="20"/>
+                    </w:rPr>
+                    <w:t xml:space="preserve">Ce qui vous est fourni</w:t>
+                  </w:r>
+                </w:p>
+              </w:tc>
+              <w:tc>
+                <w:tcPr>
+                  <w:tcW w:type="dxa" w:w="6380"/>
+                  <w:shd w:fill="FFFFFF" w:val="clear"/>
+                  <w:tcMar>
+                    <w:top w:type="dxa" w:w="50"/>
+                    <w:left w:type="dxa" w:w="100"/>
+                    <w:bottom w:type="dxa" w:w="50"/>
+                    <w:right w:type="dxa" w:w="100"/>
+                  </w:tcMar>
+                </w:tcPr>
+                <w:p>
+                  <w:pPr>
+                    <w:spacing w:after="0"/>
+                  </w:pPr>
+                  <w:r>
+                    <w:rPr>
+                      <w:sz w:val="20"/>
+                      <w:szCs w:val="20"/>
+                    </w:rPr>
+                    <w:t xml:space="preserve">Les classes déjà écrites que vous trouverez dans le package de l'exercice.</w:t>
+                  </w:r>
+                </w:p>
+              </w:tc>
+            </w:tr>
+            <w:tr>
+              <w:trPr>
+                <w:cantSplit/>
+              </w:trPr>
+              <w:tc>
+                <w:tcPr>
+                  <w:tcW w:type="dxa" w:w="2500"/>
+                  <w:shd w:fill="FFFFFF" w:val="clear"/>
+                  <w:tcMar>
+                    <w:top w:type="dxa" w:w="50"/>
+                    <w:left w:type="dxa" w:w="100"/>
+                    <w:bottom w:type="dxa" w:w="50"/>
+                    <w:right w:type="dxa" w:w="100"/>
+                  </w:tcMar>
+                </w:tcPr>
+                <w:p>
+                  <w:pPr>
+                    <w:spacing w:after="0"/>
+                  </w:pPr>
+                  <w:r>
+                    <w:rPr>
+                      <w:b/>
+                      <w:bCs/>
+                      <w:sz w:val="20"/>
+                      <w:szCs w:val="20"/>
+                    </w:rPr>
+                    <w:t xml:space="preserve">Exemples attendus</w:t>
+                  </w:r>
+                </w:p>
+              </w:tc>
+              <w:tc>
+                <w:tcPr>
+                  <w:tcW w:type="dxa" w:w="6380"/>
+                  <w:shd w:fill="FFFFFF" w:val="clear"/>
+                  <w:tcMar>
+                    <w:top w:type="dxa" w:w="50"/>
+                    <w:left w:type="dxa" w:w="100"/>
+                    <w:bottom w:type="dxa" w:w="50"/>
+                    <w:right w:type="dxa" w:w="100"/>
+                  </w:tcMar>
+                </w:tcPr>
+                <w:p>
+                  <w:pPr>
+                    <w:spacing w:after="0"/>
+                  </w:pPr>
+                  <w:r>
+                    <w:rPr>
+                      <w:sz w:val="20"/>
+                      <w:szCs w:val="20"/>
+                    </w:rPr>
+                    <w:t xml:space="preserve">Des valeurs d'entrée et les résultats qu'elles doivent produire.</w:t>
+                  </w:r>
+                </w:p>
+              </w:tc>
+            </w:tr>
+            <w:tr>
+              <w:trPr>
+                <w:cantSplit/>
+              </w:trPr>
+              <w:tc>
+                <w:tcPr>
+                  <w:tcW w:type="dxa" w:w="2500"/>
+                  <w:shd w:fill="FFFFFF" w:val="clear"/>
+                  <w:tcMar>
+                    <w:top w:type="dxa" w:w="50"/>
+                    <w:left w:type="dxa" w:w="100"/>
+                    <w:bottom w:type="dxa" w:w="50"/>
+                    <w:right w:type="dxa" w:w="100"/>
+                  </w:tcMar>
+                </w:tcPr>
+                <w:p>
+                  <w:pPr>
+                    <w:spacing w:after="0"/>
+                  </w:pPr>
+                  <w:r>
+                    <w:rPr>
+                      <w:b/>
+                      <w:bCs/>
+                      <w:sz w:val="20"/>
+                      <w:szCs w:val="20"/>
+                    </w:rPr>
+                    <w:t xml:space="preserve">Comment vérifier votre code</w:t>
+                  </w:r>
+                </w:p>
+              </w:tc>
+              <w:tc>
+                <w:tcPr>
+                  <w:tcW w:type="dxa" w:w="6380"/>
+                  <w:shd w:fill="FFFFFF" w:val="clear"/>
+                  <w:tcMar>
+                    <w:top w:type="dxa" w:w="50"/>
+                    <w:left w:type="dxa" w:w="100"/>
+                    <w:bottom w:type="dxa" w:w="50"/>
+                    <w:right w:type="dxa" w:w="100"/>
+                  </w:tcMar>
+                </w:tcPr>
+                <w:p>
+                  <w:pPr>
+                    <w:spacing w:after="0"/>
+                  </w:pPr>
+                  <w:r>
+                    <w:rPr>
+                      <w:sz w:val="20"/>
+                      <w:szCs w:val="20"/>
+                    </w:rPr>
+                    <w:t xml:space="preserve">La classe de test à lancer et ce qu'elle contrôle. Tant qu'elle n'est pas entièrement verte, l'exercice n'est pas terminé.</w:t>
+                  </w:r>
+                </w:p>
+              </w:tc>
+            </w:tr>
+            <w:tr>
+              <w:trPr>
+                <w:cantSplit/>
+              </w:trPr>
+              <w:tc>
+                <w:tcPr>
+                  <w:tcW w:type="dxa" w:w="2500"/>
+                  <w:shd w:fill="FFFFFF" w:val="clear"/>
+                  <w:tcMar>
+                    <w:top w:type="dxa" w:w="50"/>
+                    <w:left w:type="dxa" w:w="100"/>
+                    <w:bottom w:type="dxa" w:w="50"/>
+                    <w:right w:type="dxa" w:w="100"/>
+                  </w:tcMar>
+                </w:tcPr>
+                <w:p>
+                  <w:pPr>
+                    <w:spacing w:after="0"/>
+                  </w:pPr>
+                  <w:r>
+                    <w:rPr>
+                      <w:b/>
+                      <w:bCs/>
+                      <w:sz w:val="20"/>
+                      <w:szCs w:val="20"/>
+                    </w:rPr>
+                    <w:t xml:space="preserve">Questions à se poser</w:t>
+                  </w:r>
+                </w:p>
+              </w:tc>
+              <w:tc>
+                <w:tcPr>
+                  <w:tcW w:type="dxa" w:w="6380"/>
+                  <w:shd w:fill="FFFFFF" w:val="clear"/>
+                  <w:tcMar>
+                    <w:top w:type="dxa" w:w="50"/>
+                    <w:left w:type="dxa" w:w="100"/>
+                    <w:bottom w:type="dxa" w:w="50"/>
+                    <w:right w:type="dxa" w:w="100"/>
+                  </w:tcMar>
+                </w:tcPr>
+                <w:p>
+                  <w:pPr>
+                    <w:spacing w:after="0"/>
+                  </w:pPr>
+                  <w:r>
+                    <w:rPr>
+                      <w:sz w:val="20"/>
+                      <w:szCs w:val="20"/>
+                    </w:rPr>
+                    <w:t xml:space="preserve">Des questions pour prendre du recul une fois l'exercice réussi. Il n'y a rien à rendre : ce sont elles qui fixent ce que vous avez appris.</w:t>
+                  </w:r>
+                </w:p>
+              </w:tc>
+            </w:tr>
+          </w:tbl>
+          <w:p>
+            <w:pPr>
+              <w:keepNext/>
+              <w:spacing w:after="0" w:before="120"/>
+            </w:pPr>
+            <w:r>
+              <w:rPr>
+                <w:sz w:val="22"/>
+                <w:szCs w:val="22"/>
+              </w:rPr>
+              <w:t xml:space="preserve">D'autres titres apparaissent ponctuellement : un piège à connaître, une remarque, un rappel. </w:t>
+            </w:r>
+            <w:r>
+              <w:rPr>
+                <w:sz w:val="22"/>
+                <w:szCs w:val="22"/>
+              </w:rPr>
+              <w:t xml:space="preserve">Ce sont des encarts propres à l'exercice, à lire avant de commencer.</w:t>
+            </w:r>
+          </w:p>
+        </w:tc>
+      </w:tr>
+    </w:tbl>
     <w:p>
       <w:pPr>
         <w:spacing w:after="120"/>
       </w:pPr>
-      <w:r>
-        <w:rPr>
-          <w:sz w:val="22"/>
-          <w:szCs w:val="22"/>
-        </w:rPr>
-        <w:t xml:space="preserve">Les exercices de ce thème vivent sous </w:t>
-      </w:r>
-      <w:r>
-        <w:rPr>
-          <w:rFonts w:ascii="Consolas" w:cs="Consolas" w:eastAsia="Consolas" w:hAnsi="Consolas"/>
-          <w:color w:val="8B2500"/>
-          <w:sz w:val="22"/>
-          <w:szCs w:val="22"/>
-        </w:rPr>
-        <w:t xml:space="preserve">be.ephec.java.col</w:t>
-      </w:r>
-      <w:r>
-        <w:rPr>
-          <w:sz w:val="22"/>
-          <w:szCs w:val="22"/>
-        </w:rPr>
-        <w:t xml:space="preserve">, un sous-package par exercice.</w:t>
+    </w:p>
+    <w:p>
+      <w:pPr>
+        <w:keepNext/>
+        <w:spacing w:after="120"/>
+      </w:pPr>
+      <w:r>
+        <w:rPr>
+          <w:sz w:val="22"/>
+          <w:szCs w:val="22"/>
+        </w:rPr>
+        <w:t xml:space="preserve">Les exercices du thème. Leurs codes sont </w:t>
+      </w:r>
+      <w:r>
+        <w:rPr>
+          <w:b/>
+          <w:bCs/>
+          <w:sz w:val="22"/>
+          <w:szCs w:val="22"/>
+        </w:rPr>
+        <w:t xml:space="preserve">cliquables</w:t>
+      </w:r>
+      <w:r>
+        <w:rPr>
+          <w:sz w:val="22"/>
+          <w:szCs w:val="22"/>
+        </w:rPr>
+        <w:t xml:space="preserve"> : ils mènent directement à l'exercice.</w:t>
       </w:r>
     </w:p>
     <w:tbl>
@@ -293,7 +1044,8 @@
             </w:pPr>
             <w:r>
               <w:rPr>
-                <w:rFonts w:ascii="Consolas" w:cs="Consolas" w:eastAsia="Consolas" w:hAnsi="Consolas"/>
+                <w:rFonts w:ascii="Consolas" w:hAnsi="Consolas" w:cs="Consolas"/>
+                <w:color w:val="E97132" w:themeColor="accent2"/>
                 <w:sz w:val="18"/>
                 <w:szCs w:val="18"/>
               </w:rPr>
@@ -373,7 +1125,8 @@
             </w:pPr>
             <w:r>
               <w:rPr>
-                <w:rFonts w:ascii="Consolas" w:cs="Consolas" w:eastAsia="Consolas" w:hAnsi="Consolas"/>
+                <w:rFonts w:ascii="Consolas" w:hAnsi="Consolas" w:cs="Consolas"/>
+                <w:color w:val="E97132" w:themeColor="accent2"/>
                 <w:sz w:val="18"/>
                 <w:szCs w:val="18"/>
               </w:rPr>
@@ -453,7 +1206,8 @@
             </w:pPr>
             <w:r>
               <w:rPr>
-                <w:rFonts w:ascii="Consolas" w:cs="Consolas" w:eastAsia="Consolas" w:hAnsi="Consolas"/>
+                <w:rFonts w:ascii="Consolas" w:hAnsi="Consolas" w:cs="Consolas"/>
+                <w:color w:val="E97132" w:themeColor="accent2"/>
                 <w:sz w:val="18"/>
                 <w:szCs w:val="18"/>
               </w:rPr>
@@ -533,7 +1287,8 @@
             </w:pPr>
             <w:r>
               <w:rPr>
-                <w:rFonts w:ascii="Consolas" w:cs="Consolas" w:eastAsia="Consolas" w:hAnsi="Consolas"/>
+                <w:rFonts w:ascii="Consolas" w:hAnsi="Consolas" w:cs="Consolas"/>
+                <w:color w:val="E97132" w:themeColor="accent2"/>
                 <w:sz w:val="18"/>
                 <w:szCs w:val="18"/>
               </w:rPr>
@@ -613,7 +1368,8 @@
             </w:pPr>
             <w:r>
               <w:rPr>
-                <w:rFonts w:ascii="Consolas" w:cs="Consolas" w:eastAsia="Consolas" w:hAnsi="Consolas"/>
+                <w:rFonts w:ascii="Consolas" w:hAnsi="Consolas" w:cs="Consolas"/>
+                <w:color w:val="E97132" w:themeColor="accent2"/>
                 <w:sz w:val="18"/>
                 <w:szCs w:val="18"/>
               </w:rPr>
@@ -693,7 +1449,8 @@
             </w:pPr>
             <w:r>
               <w:rPr>
-                <w:rFonts w:ascii="Consolas" w:cs="Consolas" w:eastAsia="Consolas" w:hAnsi="Consolas"/>
+                <w:rFonts w:ascii="Consolas" w:hAnsi="Consolas" w:cs="Consolas"/>
+                <w:color w:val="E97132" w:themeColor="accent2"/>
                 <w:sz w:val="18"/>
                 <w:szCs w:val="18"/>
               </w:rPr>
@@ -773,7 +1530,8 @@
             </w:pPr>
             <w:r>
               <w:rPr>
-                <w:rFonts w:ascii="Consolas" w:cs="Consolas" w:eastAsia="Consolas" w:hAnsi="Consolas"/>
+                <w:rFonts w:ascii="Consolas" w:hAnsi="Consolas" w:cs="Consolas"/>
+                <w:color w:val="E97132" w:themeColor="accent2"/>
                 <w:sz w:val="18"/>
                 <w:szCs w:val="18"/>
               </w:rPr>
@@ -806,92 +1564,6 @@
         </w:tc>
       </w:tr>
     </w:tbl>
-    <w:p>
-      <w:pPr>
-        <w:spacing w:after="120"/>
-      </w:pPr>
-      <w:r>
-        <w:rPr>
-          <w:b/>
-          <w:bCs/>
-          <w:sz w:val="22"/>
-          <w:szCs w:val="22"/>
-        </w:rPr>
-        <w:t xml:space="preserve">Chaque exercice est autonome. </w:t>
-      </w:r>
-      <w:r>
-        <w:rPr>
-          <w:sz w:val="22"/>
-          <w:szCs w:val="22"/>
-        </w:rPr>
-        <w:t xml:space="preserve">Son package contient tout ce dont il a besoin et n'importe jamais une classe d'un autre exercice.</w:t>
-      </w:r>
-    </w:p>
-    <w:p>
-      <w:pPr>
-        <w:spacing w:after="120"/>
-      </w:pPr>
-      <w:r>
-        <w:rPr>
-          <w:b/>
-          <w:bCs/>
-          <w:sz w:val="22"/>
-          <w:szCs w:val="22"/>
-        </w:rPr>
-        <w:t xml:space="preserve">Comment lancer les tests, comment lire un test vert, pourquoi laisser votre code compilable : </w:t>
-      </w:r>
-      <w:r>
-        <w:rPr>
-          <w:sz w:val="22"/>
-          <w:szCs w:val="22"/>
-        </w:rPr>
-        <w:t xml:space="preserve">tout cela est commun aux quinze thèmes, et vit dans un document à part — </w:t>
-      </w:r>
-      <w:r>
-        <w:rPr>
-          <w:rFonts w:ascii="Consolas" w:cs="Consolas" w:eastAsia="Consolas" w:hAnsi="Consolas"/>
-          <w:color w:val="8B2500"/>
-          <w:sz w:val="22"/>
-          <w:szCs w:val="22"/>
-        </w:rPr>
-        <w:t xml:space="preserve">Memento_Exercices.docx</w:t>
-      </w:r>
-      <w:r>
-        <w:rPr>
-          <w:sz w:val="22"/>
-          <w:szCs w:val="22"/>
-        </w:rPr>
-        <w:t xml:space="preserve">. Lisez-le une fois en début d'année.</w:t>
-      </w:r>
-    </w:p>
-    <w:p>
-      <w:pPr>
-        <w:spacing w:after="120"/>
-      </w:pPr>
-      <w:r>
-        <w:rPr>
-          <w:sz w:val="22"/>
-          <w:szCs w:val="22"/>
-        </w:rPr>
-        <w:t xml:space="preserve">Ce fascicule-ci ne parle que de son thème. Les codes du tableau ci-dessus sont </w:t>
-      </w:r>
-      <w:r>
-        <w:rPr>
-          <w:b/>
-          <w:bCs/>
-          <w:sz w:val="22"/>
-          <w:szCs w:val="22"/>
-        </w:rPr>
-        <w:t xml:space="preserve">cliquables</w:t>
-      </w:r>
-      <w:r>
-        <w:rPr>
-          <w:sz w:val="22"/>
-          <w:szCs w:val="22"/>
-        </w:rPr>
-        <w:t xml:space="preserve"> : ils mènent directement à l'exercice.</w:t>
-      </w:r>
-    </w:p>
     <w:p>
       <w:pPr>
         <w:pStyle w:val="Heading2"/>
@@ -911,6 +1583,7 @@
     </w:p>
     <w:p>
       <w:pPr>
+        <w:keepNext w:val="false"/>
         <w:spacing w:after="120"/>
       </w:pPr>
       <w:r>
@@ -1041,7 +1714,8 @@
             </w:pPr>
             <w:r>
               <w:rPr>
-                <w:rFonts w:ascii="Consolas" w:cs="Consolas" w:eastAsia="Consolas" w:hAnsi="Consolas"/>
+                <w:rFonts w:ascii="Consolas" w:hAnsi="Consolas" w:cs="Consolas"/>
+                <w:color w:val="E97132" w:themeColor="accent2"/>
                 <w:sz w:val="18"/>
                 <w:szCs w:val="18"/>
               </w:rPr>
@@ -1088,7 +1762,8 @@
             </w:pPr>
             <w:r>
               <w:rPr>
-                <w:rFonts w:ascii="Consolas" w:cs="Consolas" w:eastAsia="Consolas" w:hAnsi="Consolas"/>
+                <w:rFonts w:ascii="Consolas" w:hAnsi="Consolas" w:cs="Consolas"/>
+                <w:color w:val="E97132" w:themeColor="accent2"/>
                 <w:sz w:val="18"/>
                 <w:szCs w:val="18"/>
               </w:rPr>
@@ -1117,7 +1792,8 @@
             </w:pPr>
             <w:r>
               <w:rPr>
-                <w:rFonts w:ascii="Consolas" w:cs="Consolas" w:eastAsia="Consolas" w:hAnsi="Consolas"/>
+                <w:rFonts w:ascii="Consolas" w:hAnsi="Consolas" w:cs="Consolas"/>
+                <w:color w:val="E97132" w:themeColor="accent2"/>
                 <w:sz w:val="18"/>
                 <w:szCs w:val="18"/>
               </w:rPr>
@@ -1164,7 +1840,8 @@
             </w:pPr>
             <w:r>
               <w:rPr>
-                <w:rFonts w:ascii="Consolas" w:cs="Consolas" w:eastAsia="Consolas" w:hAnsi="Consolas"/>
+                <w:rFonts w:ascii="Consolas" w:hAnsi="Consolas" w:cs="Consolas"/>
+                <w:color w:val="E97132" w:themeColor="accent2"/>
                 <w:sz w:val="18"/>
                 <w:szCs w:val="18"/>
               </w:rPr>
@@ -1193,7 +1870,8 @@
             </w:pPr>
             <w:r>
               <w:rPr>
-                <w:rFonts w:ascii="Consolas" w:cs="Consolas" w:eastAsia="Consolas" w:hAnsi="Consolas"/>
+                <w:rFonts w:ascii="Consolas" w:hAnsi="Consolas" w:cs="Consolas"/>
+                <w:color w:val="E97132" w:themeColor="accent2"/>
                 <w:sz w:val="18"/>
                 <w:szCs w:val="18"/>
               </w:rPr>
@@ -1240,7 +1918,8 @@
             </w:pPr>
             <w:r>
               <w:rPr>
-                <w:rFonts w:ascii="Consolas" w:cs="Consolas" w:eastAsia="Consolas" w:hAnsi="Consolas"/>
+                <w:rFonts w:ascii="Consolas" w:hAnsi="Consolas" w:cs="Consolas"/>
+                <w:color w:val="E97132" w:themeColor="accent2"/>
                 <w:sz w:val="18"/>
                 <w:szCs w:val="18"/>
               </w:rPr>
@@ -1272,10 +1951,10 @@
       </w:r>
       <w:r>
         <w:rPr>
-          <w:rFonts w:ascii="Consolas" w:cs="Consolas" w:eastAsia="Consolas" w:hAnsi="Consolas"/>
-          <w:color w:val="8B2500"/>
-          <w:sz w:val="22"/>
-          <w:szCs w:val="22"/>
+          <w:rFonts w:ascii="Consolas" w:hAnsi="Consolas" w:cs="Consolas"/>
+          <w:color w:val="E97132" w:themeColor="accent2"/>
+          <w:sz w:val="18"/>
+          <w:szCs w:val="18"/>
         </w:rPr>
         <w:t xml:space="preserve">Set</w:t>
       </w:r>
@@ -1288,10 +1967,10 @@
       </w:r>
       <w:r>
         <w:rPr>
-          <w:rFonts w:ascii="Consolas" w:cs="Consolas" w:eastAsia="Consolas" w:hAnsi="Consolas"/>
-          <w:color w:val="8B2500"/>
-          <w:sz w:val="22"/>
-          <w:szCs w:val="22"/>
+          <w:rFonts w:ascii="Consolas" w:hAnsi="Consolas" w:cs="Consolas"/>
+          <w:color w:val="E97132" w:themeColor="accent2"/>
+          <w:sz w:val="18"/>
+          <w:szCs w:val="18"/>
         </w:rPr>
         <w:t xml:space="preserve">TreeSet</w:t>
       </w:r>
@@ -1304,10 +1983,10 @@
       </w:r>
       <w:r>
         <w:rPr>
-          <w:rFonts w:ascii="Consolas" w:cs="Consolas" w:eastAsia="Consolas" w:hAnsi="Consolas"/>
-          <w:color w:val="8B2500"/>
-          <w:sz w:val="22"/>
-          <w:szCs w:val="22"/>
+          <w:rFonts w:ascii="Consolas" w:hAnsi="Consolas" w:cs="Consolas"/>
+          <w:color w:val="E97132" w:themeColor="accent2"/>
+          <w:sz w:val="18"/>
+          <w:szCs w:val="18"/>
         </w:rPr>
         <w:t xml:space="preserve">TreeMap</w:t>
       </w:r>
@@ -1332,10 +2011,10 @@
       </w:r>
       <w:r>
         <w:rPr>
-          <w:rFonts w:ascii="Consolas" w:cs="Consolas" w:eastAsia="Consolas" w:hAnsi="Consolas"/>
-          <w:color w:val="8B2500"/>
-          <w:sz w:val="22"/>
-          <w:szCs w:val="22"/>
+          <w:rFonts w:ascii="Consolas" w:hAnsi="Consolas" w:cs="Consolas"/>
+          <w:color w:val="E97132" w:themeColor="accent2"/>
+          <w:sz w:val="18"/>
+          <w:szCs w:val="18"/>
         </w:rPr>
         <w:t xml:space="preserve">Map&lt;String, Set&lt;String&gt;&gt;</w:t>
       </w:r>
@@ -1373,6 +2052,7 @@
     </w:p>
     <w:p>
       <w:pPr>
+        <w:keepNext/>
         <w:spacing w:after="120"/>
       </w:pPr>
       <w:r>
@@ -1383,7 +2063,18 @@
           <w:sz w:val="22"/>
           <w:szCs w:val="22"/>
         </w:rPr>
-        <w:t xml:space="preserve">Package : be.ephec.java.col.e01</w:t>
+        <w:t xml:space="preserve">Package : </w:t>
+      </w:r>
+      <w:r>
+        <w:rPr>
+          <w:rFonts w:ascii="Consolas" w:hAnsi="Consolas" w:cs="Consolas"/>
+          <w:i/>
+          <w:iCs/>
+          <w:color w:val="E97132" w:themeColor="accent2"/>
+          <w:sz w:val="18"/>
+          <w:szCs w:val="18"/>
+        </w:rPr>
+        <w:t xml:space="preserve">be.ephec.java.col.e01</w:t>
       </w:r>
     </w:p>
     <w:p>
@@ -1405,6 +2096,7 @@
     </w:p>
     <w:p>
       <w:pPr>
+        <w:keepNext w:val="false"/>
         <w:spacing w:after="120"/>
       </w:pPr>
       <w:r>
@@ -1445,10 +2137,10 @@
       </w:r>
       <w:r>
         <w:rPr>
-          <w:rFonts w:ascii="Consolas" w:cs="Consolas" w:eastAsia="Consolas" w:hAnsi="Consolas"/>
-          <w:color w:val="8B2500"/>
-          <w:sz w:val="22"/>
-          <w:szCs w:val="22"/>
+          <w:rFonts w:ascii="Consolas" w:hAnsi="Consolas" w:cs="Consolas"/>
+          <w:color w:val="E97132" w:themeColor="accent2"/>
+          <w:sz w:val="18"/>
+          <w:szCs w:val="18"/>
         </w:rPr>
         <w:t xml:space="preserve">Tri</w:t>
       </w:r>
@@ -1580,7 +2272,8 @@
             </w:pPr>
             <w:r>
               <w:rPr>
-                <w:rFonts w:ascii="Consolas" w:cs="Consolas" w:eastAsia="Consolas" w:hAnsi="Consolas"/>
+                <w:rFonts w:ascii="Consolas" w:hAnsi="Consolas" w:cs="Consolas"/>
+                <w:color w:val="E97132" w:themeColor="accent2"/>
                 <w:sz w:val="18"/>
                 <w:szCs w:val="18"/>
               </w:rPr>
@@ -1604,7 +2297,8 @@
             </w:pPr>
             <w:r>
               <w:rPr>
-                <w:rFonts w:ascii="Consolas" w:cs="Consolas" w:eastAsia="Consolas" w:hAnsi="Consolas"/>
+                <w:rFonts w:ascii="Consolas" w:hAnsi="Consolas" w:cs="Consolas"/>
+                <w:color w:val="E97132" w:themeColor="accent2"/>
                 <w:sz w:val="18"/>
                 <w:szCs w:val="18"/>
               </w:rPr>
@@ -1656,7 +2350,8 @@
             </w:pPr>
             <w:r>
               <w:rPr>
-                <w:rFonts w:ascii="Consolas" w:cs="Consolas" w:eastAsia="Consolas" w:hAnsi="Consolas"/>
+                <w:rFonts w:ascii="Consolas" w:hAnsi="Consolas" w:cs="Consolas"/>
+                <w:color w:val="E97132" w:themeColor="accent2"/>
                 <w:sz w:val="18"/>
                 <w:szCs w:val="18"/>
               </w:rPr>
@@ -1680,7 +2375,8 @@
             </w:pPr>
             <w:r>
               <w:rPr>
-                <w:rFonts w:ascii="Consolas" w:cs="Consolas" w:eastAsia="Consolas" w:hAnsi="Consolas"/>
+                <w:rFonts w:ascii="Consolas" w:hAnsi="Consolas" w:cs="Consolas"/>
+                <w:color w:val="E97132" w:themeColor="accent2"/>
                 <w:sz w:val="18"/>
                 <w:szCs w:val="18"/>
               </w:rPr>
@@ -1707,7 +2403,23 @@
                 <w:sz w:val="20"/>
                 <w:szCs w:val="20"/>
               </w:rPr>
-              <w:t xml:space="preserve">Un TreeSet, trié en permanence</w:t>
+              <w:t xml:space="preserve">Un </w:t>
+            </w:r>
+            <w:r>
+              <w:rPr>
+                <w:rFonts w:ascii="Consolas" w:hAnsi="Consolas" w:cs="Consolas"/>
+                <w:color w:val="E97132" w:themeColor="accent2"/>
+                <w:sz w:val="18"/>
+                <w:szCs w:val="18"/>
+              </w:rPr>
+              <w:t xml:space="preserve">TreeSet</w:t>
+            </w:r>
+            <w:r>
+              <w:rPr>
+                <w:sz w:val="20"/>
+                <w:szCs w:val="20"/>
+              </w:rPr>
+              <w:t xml:space="preserve">, trié en permanence</w:t>
             </w:r>
           </w:p>
         </w:tc>
@@ -1735,10 +2447,10 @@
       </w:r>
       <w:r>
         <w:rPr>
-          <w:rFonts w:ascii="Consolas" w:cs="Consolas" w:eastAsia="Consolas" w:hAnsi="Consolas"/>
-          <w:color w:val="8B2500"/>
-          <w:sz w:val="22"/>
-          <w:szCs w:val="22"/>
+          <w:rFonts w:ascii="Consolas" w:hAnsi="Consolas" w:cs="Consolas"/>
+          <w:color w:val="E97132" w:themeColor="accent2"/>
+          <w:sz w:val="18"/>
+          <w:szCs w:val="18"/>
         </w:rPr>
         <w:t xml:space="preserve">Collections</w:t>
       </w:r>
@@ -1751,10 +2463,10 @@
       </w:r>
       <w:r>
         <w:rPr>
-          <w:rFonts w:ascii="Consolas" w:cs="Consolas" w:eastAsia="Consolas" w:hAnsi="Consolas"/>
-          <w:color w:val="8B2500"/>
-          <w:sz w:val="22"/>
-          <w:szCs w:val="22"/>
+          <w:rFonts w:ascii="Consolas" w:hAnsi="Consolas" w:cs="Consolas"/>
+          <w:color w:val="E97132" w:themeColor="accent2"/>
+          <w:sz w:val="18"/>
+          <w:szCs w:val="18"/>
         </w:rPr>
         <w:t xml:space="preserve">sort</w:t>
       </w:r>
@@ -1779,10 +2491,10 @@
       </w:r>
       <w:r>
         <w:rPr>
-          <w:rFonts w:ascii="Consolas" w:cs="Consolas" w:eastAsia="Consolas" w:hAnsi="Consolas"/>
-          <w:color w:val="8B2500"/>
-          <w:sz w:val="22"/>
-          <w:szCs w:val="22"/>
+          <w:rFonts w:ascii="Consolas" w:hAnsi="Consolas" w:cs="Consolas"/>
+          <w:color w:val="E97132" w:themeColor="accent2"/>
+          <w:sz w:val="18"/>
+          <w:szCs w:val="18"/>
         </w:rPr>
         <w:t xml:space="preserve">Programme</w:t>
       </w:r>
@@ -1808,7 +2520,7 @@
           <w:sz w:val="24"/>
           <w:szCs w:val="24"/>
         </w:rPr>
-        <w:t xml:space="preserve">Vérification</w:t>
+        <w:t xml:space="preserve">Comment vérifier votre code</w:t>
       </w:r>
     </w:p>
     <w:tbl>
@@ -1847,24 +2559,40 @@
             </w:pPr>
             <w:r>
               <w:rPr>
-                <w:rFonts w:ascii="Consolas" w:cs="Consolas" w:eastAsia="Consolas" w:hAnsi="Consolas"/>
-                <w:color w:val="8B2500"/>
+                <w:rFonts w:ascii="Consolas" w:hAnsi="Consolas" w:cs="Consolas"/>
+                <w:color w:val="E97132" w:themeColor="accent2"/>
+                <w:sz w:val="18"/>
+                <w:szCs w:val="18"/>
+              </w:rPr>
+              <w:t xml:space="preserve">be.ephec.java.col.e01.TriTest</w:t>
+            </w:r>
+          </w:p>
+          <w:p>
+            <w:pPr>
+              <w:spacing w:after="0"/>
+            </w:pPr>
+            <w:r>
+              <w:rPr>
                 <w:sz w:val="22"/>
                 <w:szCs w:val="22"/>
               </w:rPr>
-              <w:t xml:space="preserve">be.ephec.java.col.e01.TriTest</w:t>
-            </w:r>
-          </w:p>
-          <w:p>
-            <w:pPr>
-              <w:spacing w:after="0"/>
-            </w:pPr>
+              <w:t xml:space="preserve">Vérifie le tri, le fait que la liste reçue ne soit pas modifiée, le cas de la liste vide, et que le </w:t>
+            </w:r>
+            <w:r>
+              <w:rPr>
+                <w:rFonts w:ascii="Consolas" w:hAnsi="Consolas" w:cs="Consolas"/>
+                <w:color w:val="E97132" w:themeColor="accent2"/>
+                <w:sz w:val="18"/>
+                <w:szCs w:val="18"/>
+              </w:rPr>
+              <w:t xml:space="preserve">TreeSet</w:t>
+            </w:r>
             <w:r>
               <w:rPr>
                 <w:sz w:val="22"/>
                 <w:szCs w:val="22"/>
               </w:rPr>
-              <w:t xml:space="preserve">Vérifie le tri, le fait que la liste reçue ne soit pas modifiée, le cas de la liste vide, et que le TreeSet soit à la fois trié et débarrassé des doublons.</w:t>
+              <w:t xml:space="preserve"> soit à la fois trié et débarrassé des doublons.</w:t>
             </w:r>
           </w:p>
         </w:tc>
@@ -1918,7 +2646,23 @@
           <w:sz w:val="22"/>
           <w:szCs w:val="22"/>
         </w:rPr>
-        <w:t xml:space="preserve">Un TreeSet est trié en permanence. Qu'est-ce que cela coûte, et quand ce coût en vaut-il la peine ?</w:t>
+        <w:t xml:space="preserve">Un </w:t>
+      </w:r>
+      <w:r>
+        <w:rPr>
+          <w:rFonts w:ascii="Consolas" w:hAnsi="Consolas" w:cs="Consolas"/>
+          <w:color w:val="E97132" w:themeColor="accent2"/>
+          <w:sz w:val="18"/>
+          <w:szCs w:val="18"/>
+        </w:rPr>
+        <w:t xml:space="preserve">TreeSet</w:t>
+      </w:r>
+      <w:r>
+        <w:rPr>
+          <w:sz w:val="22"/>
+          <w:szCs w:val="22"/>
+        </w:rPr>
+        <w:t xml:space="preserve"> est trié en permanence. Qu'est-ce que cela coûte, et quand ce coût en vaut-il la peine ?</w:t>
       </w:r>
     </w:p>
     <w:p>
@@ -1939,10 +2683,10 @@
       </w:r>
       <w:r>
         <w:rPr>
-          <w:rFonts w:ascii="Consolas" w:cs="Consolas" w:eastAsia="Consolas" w:hAnsi="Consolas"/>
-          <w:color w:val="8B2500"/>
-          <w:sz w:val="22"/>
-          <w:szCs w:val="22"/>
+          <w:rFonts w:ascii="Consolas" w:hAnsi="Consolas" w:cs="Consolas"/>
+          <w:color w:val="E97132" w:themeColor="accent2"/>
+          <w:sz w:val="18"/>
+          <w:szCs w:val="18"/>
         </w:rPr>
         <w:t xml:space="preserve">triee</w:t>
       </w:r>
@@ -1955,10 +2699,10 @@
       </w:r>
       <w:r>
         <w:rPr>
-          <w:rFonts w:ascii="Consolas" w:cs="Consolas" w:eastAsia="Consolas" w:hAnsi="Consolas"/>
-          <w:color w:val="8B2500"/>
-          <w:sz w:val="22"/>
-          <w:szCs w:val="22"/>
+          <w:rFonts w:ascii="Consolas" w:hAnsi="Consolas" w:cs="Consolas"/>
+          <w:color w:val="E97132" w:themeColor="accent2"/>
+          <w:sz w:val="18"/>
+          <w:szCs w:val="18"/>
         </w:rPr>
         <w:t xml:space="preserve">CC-MET.7</w:t>
       </w:r>
@@ -1996,6 +2740,7 @@
     </w:p>
     <w:p>
       <w:pPr>
+        <w:keepNext/>
         <w:spacing w:after="120"/>
       </w:pPr>
       <w:r>
@@ -2006,7 +2751,18 @@
           <w:sz w:val="22"/>
           <w:szCs w:val="22"/>
         </w:rPr>
-        <w:t xml:space="preserve">Package : be.ephec.java.col.e02</w:t>
+        <w:t xml:space="preserve">Package : </w:t>
+      </w:r>
+      <w:r>
+        <w:rPr>
+          <w:rFonts w:ascii="Consolas" w:hAnsi="Consolas" w:cs="Consolas"/>
+          <w:i/>
+          <w:iCs/>
+          <w:color w:val="E97132" w:themeColor="accent2"/>
+          <w:sz w:val="18"/>
+          <w:szCs w:val="18"/>
+        </w:rPr>
+        <w:t xml:space="preserve">be.ephec.java.col.e02</w:t>
       </w:r>
     </w:p>
     <w:p>
@@ -2028,6 +2784,7 @@
     </w:p>
     <w:p>
       <w:pPr>
+        <w:keepNext w:val="false"/>
         <w:spacing w:after="120"/>
       </w:pPr>
       <w:r>
@@ -2068,10 +2825,10 @@
       </w:r>
       <w:r>
         <w:rPr>
-          <w:rFonts w:ascii="Consolas" w:cs="Consolas" w:eastAsia="Consolas" w:hAnsi="Consolas"/>
-          <w:color w:val="8B2500"/>
-          <w:sz w:val="22"/>
-          <w:szCs w:val="22"/>
+          <w:rFonts w:ascii="Consolas" w:hAnsi="Consolas" w:cs="Consolas"/>
+          <w:color w:val="E97132" w:themeColor="accent2"/>
+          <w:sz w:val="18"/>
+          <w:szCs w:val="18"/>
         </w:rPr>
         <w:t xml:space="preserve">Fiche</w:t>
       </w:r>
@@ -2084,10 +2841,10 @@
       </w:r>
       <w:r>
         <w:rPr>
-          <w:rFonts w:ascii="Consolas" w:cs="Consolas" w:eastAsia="Consolas" w:hAnsi="Consolas"/>
-          <w:color w:val="8B2500"/>
-          <w:sz w:val="22"/>
-          <w:szCs w:val="22"/>
+          <w:rFonts w:ascii="Consolas" w:hAnsi="Consolas" w:cs="Consolas"/>
+          <w:color w:val="E97132" w:themeColor="accent2"/>
+          <w:sz w:val="18"/>
+          <w:szCs w:val="18"/>
         </w:rPr>
         <w:t xml:space="preserve">Annuaire</w:t>
       </w:r>
@@ -2219,7 +2976,8 @@
             </w:pPr>
             <w:r>
               <w:rPr>
-                <w:rFonts w:ascii="Consolas" w:cs="Consolas" w:eastAsia="Consolas" w:hAnsi="Consolas"/>
+                <w:rFonts w:ascii="Consolas" w:hAnsi="Consolas" w:cs="Consolas"/>
+                <w:color w:val="E97132" w:themeColor="accent2"/>
                 <w:sz w:val="18"/>
                 <w:szCs w:val="18"/>
               </w:rPr>
@@ -2243,7 +3001,8 @@
             </w:pPr>
             <w:r>
               <w:rPr>
-                <w:rFonts w:ascii="Consolas" w:cs="Consolas" w:eastAsia="Consolas" w:hAnsi="Consolas"/>
+                <w:rFonts w:ascii="Consolas" w:hAnsi="Consolas" w:cs="Consolas"/>
+                <w:color w:val="E97132" w:themeColor="accent2"/>
                 <w:sz w:val="18"/>
                 <w:szCs w:val="18"/>
               </w:rPr>
@@ -2295,7 +3054,8 @@
             </w:pPr>
             <w:r>
               <w:rPr>
-                <w:rFonts w:ascii="Consolas" w:cs="Consolas" w:eastAsia="Consolas" w:hAnsi="Consolas"/>
+                <w:rFonts w:ascii="Consolas" w:hAnsi="Consolas" w:cs="Consolas"/>
+                <w:color w:val="E97132" w:themeColor="accent2"/>
                 <w:sz w:val="18"/>
                 <w:szCs w:val="18"/>
               </w:rPr>
@@ -2319,7 +3079,8 @@
             </w:pPr>
             <w:r>
               <w:rPr>
-                <w:rFonts w:ascii="Consolas" w:cs="Consolas" w:eastAsia="Consolas" w:hAnsi="Consolas"/>
+                <w:rFonts w:ascii="Consolas" w:hAnsi="Consolas" w:cs="Consolas"/>
+                <w:color w:val="E97132" w:themeColor="accent2"/>
                 <w:sz w:val="18"/>
                 <w:szCs w:val="18"/>
               </w:rPr>
@@ -2346,7 +3107,23 @@
                 <w:sz w:val="20"/>
                 <w:szCs w:val="20"/>
               </w:rPr>
-              <w:t xml:space="preserve">La fiche, ou null si le nom est inconnu</w:t>
+              <w:t xml:space="preserve">La fiche, ou </w:t>
+            </w:r>
+            <w:r>
+              <w:rPr>
+                <w:rFonts w:ascii="Consolas" w:hAnsi="Consolas" w:cs="Consolas"/>
+                <w:color w:val="E97132" w:themeColor="accent2"/>
+                <w:sz w:val="18"/>
+                <w:szCs w:val="18"/>
+              </w:rPr>
+              <w:t xml:space="preserve">null</w:t>
+            </w:r>
+            <w:r>
+              <w:rPr>
+                <w:sz w:val="20"/>
+                <w:szCs w:val="20"/>
+              </w:rPr>
+              <w:t xml:space="preserve"> si le nom est inconnu</w:t>
             </w:r>
           </w:p>
         </w:tc>
@@ -2371,7 +3148,8 @@
             </w:pPr>
             <w:r>
               <w:rPr>
-                <w:rFonts w:ascii="Consolas" w:cs="Consolas" w:eastAsia="Consolas" w:hAnsi="Consolas"/>
+                <w:rFonts w:ascii="Consolas" w:hAnsi="Consolas" w:cs="Consolas"/>
+                <w:color w:val="E97132" w:themeColor="accent2"/>
                 <w:sz w:val="18"/>
                 <w:szCs w:val="18"/>
               </w:rPr>
@@ -2395,7 +3173,8 @@
             </w:pPr>
             <w:r>
               <w:rPr>
-                <w:rFonts w:ascii="Consolas" w:cs="Consolas" w:eastAsia="Consolas" w:hAnsi="Consolas"/>
+                <w:rFonts w:ascii="Consolas" w:hAnsi="Consolas" w:cs="Consolas"/>
+                <w:color w:val="E97132" w:themeColor="accent2"/>
                 <w:sz w:val="18"/>
                 <w:szCs w:val="18"/>
               </w:rPr>
@@ -2447,7 +3226,8 @@
             </w:pPr>
             <w:r>
               <w:rPr>
-                <w:rFonts w:ascii="Consolas" w:cs="Consolas" w:eastAsia="Consolas" w:hAnsi="Consolas"/>
+                <w:rFonts w:ascii="Consolas" w:hAnsi="Consolas" w:cs="Consolas"/>
+                <w:color w:val="E97132" w:themeColor="accent2"/>
                 <w:sz w:val="18"/>
                 <w:szCs w:val="18"/>
               </w:rPr>
@@ -2471,7 +3251,8 @@
             </w:pPr>
             <w:r>
               <w:rPr>
-                <w:rFonts w:ascii="Consolas" w:cs="Consolas" w:eastAsia="Consolas" w:hAnsi="Consolas"/>
+                <w:rFonts w:ascii="Consolas" w:hAnsi="Consolas" w:cs="Consolas"/>
+                <w:color w:val="E97132" w:themeColor="accent2"/>
                 <w:sz w:val="18"/>
                 <w:szCs w:val="18"/>
               </w:rPr>
@@ -2506,6 +3287,7 @@
     </w:tbl>
     <w:p>
       <w:pPr>
+        <w:keepNext w:val="false"/>
         <w:spacing w:after="120"/>
       </w:pPr>
       <w:r>
@@ -2513,7 +3295,23 @@
           <w:sz w:val="22"/>
           <w:szCs w:val="22"/>
         </w:rPr>
-        <w:t xml:space="preserve">Commencez par une HashMap, comme le demande l'énoncé d'origine.</w:t>
+        <w:t xml:space="preserve">Commencez par une </w:t>
+      </w:r>
+      <w:r>
+        <w:rPr>
+          <w:rFonts w:ascii="Consolas" w:hAnsi="Consolas" w:cs="Consolas"/>
+          <w:color w:val="E97132" w:themeColor="accent2"/>
+          <w:sz w:val="18"/>
+          <w:szCs w:val="18"/>
+        </w:rPr>
+        <w:t xml:space="preserve">HashMap</w:t>
+      </w:r>
+      <w:r>
+        <w:rPr>
+          <w:sz w:val="22"/>
+          <w:szCs w:val="22"/>
+        </w:rPr>
+        <w:t xml:space="preserve">, comme le demande l'énoncé d'origine.</w:t>
       </w:r>
     </w:p>
     <w:tbl>
@@ -2581,7 +3379,71 @@
                 <w:sz w:val="22"/>
                 <w:szCs w:val="22"/>
               </w:rPr>
-              <w:t xml:space="preserve">Répondez d'abord avec la HashMap, en triant les clés au moment de les rendre. Puis remplacez la HashMap par une TreeMap et regardez ce que devient nomsDansLOrdre : une seule ligne change dans toute la classe, et le test passe toujours.</w:t>
+              <w:t xml:space="preserve">Répondez d'abord avec la </w:t>
+            </w:r>
+            <w:r>
+              <w:rPr>
+                <w:rFonts w:ascii="Consolas" w:hAnsi="Consolas" w:cs="Consolas"/>
+                <w:color w:val="E97132" w:themeColor="accent2"/>
+                <w:sz w:val="18"/>
+                <w:szCs w:val="18"/>
+              </w:rPr>
+              <w:t xml:space="preserve">HashMap</w:t>
+            </w:r>
+            <w:r>
+              <w:rPr>
+                <w:sz w:val="22"/>
+                <w:szCs w:val="22"/>
+              </w:rPr>
+              <w:t xml:space="preserve">, en triant les clés au moment de les rendre. Puis remplacez la </w:t>
+            </w:r>
+            <w:r>
+              <w:rPr>
+                <w:rFonts w:ascii="Consolas" w:hAnsi="Consolas" w:cs="Consolas"/>
+                <w:color w:val="E97132" w:themeColor="accent2"/>
+                <w:sz w:val="18"/>
+                <w:szCs w:val="18"/>
+              </w:rPr>
+              <w:t xml:space="preserve">HashMap</w:t>
+            </w:r>
+            <w:r>
+              <w:rPr>
+                <w:sz w:val="22"/>
+                <w:szCs w:val="22"/>
+              </w:rPr>
+              <w:t xml:space="preserve"> par une </w:t>
+            </w:r>
+            <w:r>
+              <w:rPr>
+                <w:rFonts w:ascii="Consolas" w:hAnsi="Consolas" w:cs="Consolas"/>
+                <w:color w:val="E97132" w:themeColor="accent2"/>
+                <w:sz w:val="18"/>
+                <w:szCs w:val="18"/>
+              </w:rPr>
+              <w:t xml:space="preserve">TreeMap</w:t>
+            </w:r>
+            <w:r>
+              <w:rPr>
+                <w:sz w:val="22"/>
+                <w:szCs w:val="22"/>
+              </w:rPr>
+              <w:t xml:space="preserve"> et regardez ce que devient </w:t>
+            </w:r>
+            <w:r>
+              <w:rPr>
+                <w:rFonts w:ascii="Consolas" w:hAnsi="Consolas" w:cs="Consolas"/>
+                <w:color w:val="E97132" w:themeColor="accent2"/>
+                <w:sz w:val="18"/>
+                <w:szCs w:val="18"/>
+              </w:rPr>
+              <w:t xml:space="preserve">nomsDansLOrdre</w:t>
+            </w:r>
+            <w:r>
+              <w:rPr>
+                <w:sz w:val="22"/>
+                <w:szCs w:val="22"/>
+              </w:rPr>
+              <w:t xml:space="preserve"> : une seule ligne change dans toute la classe, et le test passe toujours.</w:t>
             </w:r>
           </w:p>
           <w:p>
@@ -2613,7 +3475,7 @@
           <w:sz w:val="24"/>
           <w:szCs w:val="24"/>
         </w:rPr>
-        <w:t xml:space="preserve">Vérification</w:t>
+        <w:t xml:space="preserve">Comment vérifier votre code</w:t>
       </w:r>
     </w:p>
     <w:tbl>
@@ -2652,10 +3514,10 @@
             </w:pPr>
             <w:r>
               <w:rPr>
-                <w:rFonts w:ascii="Consolas" w:cs="Consolas" w:eastAsia="Consolas" w:hAnsi="Consolas"/>
-                <w:color w:val="8B2500"/>
-                <w:sz w:val="22"/>
-                <w:szCs w:val="22"/>
+                <w:rFonts w:ascii="Consolas" w:hAnsi="Consolas" w:cs="Consolas"/>
+                <w:color w:val="E97132" w:themeColor="accent2"/>
+                <w:sz w:val="18"/>
+                <w:szCs w:val="18"/>
               </w:rPr>
               <w:t xml:space="preserve">be.ephec.java.col.e02.AnnuaireTest</w:t>
             </w:r>
@@ -2710,10 +3572,10 @@
       </w:r>
       <w:r>
         <w:rPr>
-          <w:rFonts w:ascii="Consolas" w:cs="Consolas" w:eastAsia="Consolas" w:hAnsi="Consolas"/>
-          <w:color w:val="8B2500"/>
-          <w:sz w:val="22"/>
-          <w:szCs w:val="22"/>
+          <w:rFonts w:ascii="Consolas" w:hAnsi="Consolas" w:cs="Consolas"/>
+          <w:color w:val="E97132" w:themeColor="accent2"/>
+          <w:sz w:val="18"/>
+          <w:szCs w:val="18"/>
         </w:rPr>
         <w:t xml:space="preserve">put</w:t>
       </w:r>
@@ -2739,7 +3601,23 @@
           <w:sz w:val="22"/>
           <w:szCs w:val="22"/>
         </w:rPr>
-        <w:t xml:space="preserve">chercher rend null pour un nom inconnu. L'énoncé le demande, mais est-ce une bonne idée ? Voir CC-ERR.2 — et comparez avec ce que fait COL.7.</w:t>
+        <w:t xml:space="preserve">chercher rend </w:t>
+      </w:r>
+      <w:r>
+        <w:rPr>
+          <w:rFonts w:ascii="Consolas" w:hAnsi="Consolas" w:cs="Consolas"/>
+          <w:color w:val="E97132" w:themeColor="accent2"/>
+          <w:sz w:val="18"/>
+          <w:szCs w:val="18"/>
+        </w:rPr>
+        <w:t xml:space="preserve">null</w:t>
+      </w:r>
+      <w:r>
+        <w:rPr>
+          <w:sz w:val="22"/>
+          <w:szCs w:val="22"/>
+        </w:rPr>
+        <w:t xml:space="preserve"> pour un nom inconnu. L'énoncé le demande, mais est-ce une bonne idée ? Voir CC-ERR.2 — et comparez avec ce que fait COL.7.</w:t>
       </w:r>
     </w:p>
     <w:p>
@@ -2768,6 +3646,7 @@
     </w:p>
     <w:p>
       <w:pPr>
+        <w:keepNext/>
         <w:spacing w:after="120"/>
       </w:pPr>
       <w:r>
@@ -2778,7 +3657,18 @@
           <w:sz w:val="22"/>
           <w:szCs w:val="22"/>
         </w:rPr>
-        <w:t xml:space="preserve">Package : be.ephec.java.col.e03</w:t>
+        <w:t xml:space="preserve">Package : </w:t>
+      </w:r>
+      <w:r>
+        <w:rPr>
+          <w:rFonts w:ascii="Consolas" w:hAnsi="Consolas" w:cs="Consolas"/>
+          <w:i/>
+          <w:iCs/>
+          <w:color w:val="E97132" w:themeColor="accent2"/>
+          <w:sz w:val="18"/>
+          <w:szCs w:val="18"/>
+        </w:rPr>
+        <w:t xml:space="preserve">be.ephec.java.col.e03</w:t>
       </w:r>
     </w:p>
     <w:p>
@@ -2800,6 +3690,7 @@
     </w:p>
     <w:p>
       <w:pPr>
+        <w:keepNext w:val="false"/>
         <w:spacing w:after="120"/>
       </w:pPr>
       <w:r>
@@ -2848,9 +3739,10 @@
       </w:pPr>
       <w:r>
         <w:rPr>
-          <w:rFonts w:ascii="Consolas" w:cs="Consolas" w:eastAsia="Consolas" w:hAnsi="Consolas"/>
-          <w:sz w:val="19"/>
-          <w:szCs w:val="19"/>
+          <w:rFonts w:ascii="Consolas" w:hAnsi="Consolas" w:cs="Consolas"/>
+          <w:color w:val="E97132" w:themeColor="accent2"/>
+          <w:sz w:val="18"/>
+          <w:szCs w:val="18"/>
         </w:rPr>
         <w:t xml:space="preserve">File fichier = new File("etudiants.txt");</w:t>
       </w:r>
@@ -2864,9 +3756,10 @@
       </w:pPr>
       <w:r>
         <w:rPr>
-          <w:rFonts w:ascii="Consolas" w:cs="Consolas" w:eastAsia="Consolas" w:hAnsi="Consolas"/>
-          <w:sz w:val="19"/>
-          <w:szCs w:val="19"/>
+          <w:rFonts w:ascii="Consolas" w:hAnsi="Consolas" w:cs="Consolas"/>
+          <w:color w:val="E97132" w:themeColor="accent2"/>
+          <w:sz w:val="18"/>
+          <w:szCs w:val="18"/>
         </w:rPr>
         <w:t xml:space="preserve">Scanner scanner = new Scanner(fichier);</w:t>
       </w:r>
@@ -2884,10 +3777,10 @@
       </w:r>
       <w:r>
         <w:rPr>
-          <w:rFonts w:ascii="Consolas" w:cs="Consolas" w:eastAsia="Consolas" w:hAnsi="Consolas"/>
-          <w:color w:val="8B2500"/>
-          <w:sz w:val="22"/>
-          <w:szCs w:val="22"/>
+          <w:rFonts w:ascii="Consolas" w:hAnsi="Consolas" w:cs="Consolas"/>
+          <w:color w:val="E97132" w:themeColor="accent2"/>
+          <w:sz w:val="18"/>
+          <w:szCs w:val="18"/>
         </w:rPr>
         <w:t xml:space="preserve">SourceDeTexte</w:t>
       </w:r>
@@ -2900,10 +3793,10 @@
       </w:r>
       <w:r>
         <w:rPr>
-          <w:rFonts w:ascii="Consolas" w:cs="Consolas" w:eastAsia="Consolas" w:hAnsi="Consolas"/>
-          <w:color w:val="8B2500"/>
-          <w:sz w:val="22"/>
-          <w:szCs w:val="22"/>
+          <w:rFonts w:ascii="Consolas" w:hAnsi="Consolas" w:cs="Consolas"/>
+          <w:color w:val="E97132" w:themeColor="accent2"/>
+          <w:sz w:val="18"/>
+          <w:szCs w:val="18"/>
         </w:rPr>
         <w:t xml:space="preserve">Scanner</w:t>
       </w:r>
@@ -2916,10 +3809,10 @@
       </w:r>
       <w:r>
         <w:rPr>
-          <w:rFonts w:ascii="Consolas" w:cs="Consolas" w:eastAsia="Consolas" w:hAnsi="Consolas"/>
-          <w:color w:val="8B2500"/>
-          <w:sz w:val="22"/>
-          <w:szCs w:val="22"/>
+          <w:rFonts w:ascii="Consolas" w:hAnsi="Consolas" w:cs="Consolas"/>
+          <w:color w:val="E97132" w:themeColor="accent2"/>
+          <w:sz w:val="18"/>
+          <w:szCs w:val="18"/>
         </w:rPr>
         <w:t xml:space="preserve">FIC</w:t>
       </w:r>
@@ -2932,10 +3825,10 @@
       </w:r>
       <w:r>
         <w:rPr>
-          <w:rFonts w:ascii="Consolas" w:cs="Consolas" w:eastAsia="Consolas" w:hAnsi="Consolas"/>
-          <w:color w:val="8B2500"/>
-          <w:sz w:val="22"/>
-          <w:szCs w:val="22"/>
+          <w:rFonts w:ascii="Consolas" w:hAnsi="Consolas" w:cs="Consolas"/>
+          <w:color w:val="E97132" w:themeColor="accent2"/>
+          <w:sz w:val="18"/>
+          <w:szCs w:val="18"/>
         </w:rPr>
         <w:t xml:space="preserve">Scanner</w:t>
       </w:r>
@@ -3084,7 +3977,8 @@
             </w:pPr>
             <w:r>
               <w:rPr>
-                <w:rFonts w:ascii="Consolas" w:cs="Consolas" w:eastAsia="Consolas" w:hAnsi="Consolas"/>
+                <w:rFonts w:ascii="Consolas" w:hAnsi="Consolas" w:cs="Consolas"/>
+                <w:color w:val="E97132" w:themeColor="accent2"/>
                 <w:sz w:val="18"/>
                 <w:szCs w:val="18"/>
               </w:rPr>
@@ -3108,7 +4002,8 @@
             </w:pPr>
             <w:r>
               <w:rPr>
-                <w:rFonts w:ascii="Consolas" w:cs="Consolas" w:eastAsia="Consolas" w:hAnsi="Consolas"/>
+                <w:rFonts w:ascii="Consolas" w:hAnsi="Consolas" w:cs="Consolas"/>
+                <w:color w:val="E97132" w:themeColor="accent2"/>
                 <w:sz w:val="18"/>
                 <w:szCs w:val="18"/>
               </w:rPr>
@@ -3160,7 +4055,8 @@
             </w:pPr>
             <w:r>
               <w:rPr>
-                <w:rFonts w:ascii="Consolas" w:cs="Consolas" w:eastAsia="Consolas" w:hAnsi="Consolas"/>
+                <w:rFonts w:ascii="Consolas" w:hAnsi="Consolas" w:cs="Consolas"/>
+                <w:color w:val="E97132" w:themeColor="accent2"/>
                 <w:sz w:val="18"/>
                 <w:szCs w:val="18"/>
               </w:rPr>
@@ -3184,7 +4080,8 @@
             </w:pPr>
             <w:r>
               <w:rPr>
-                <w:rFonts w:ascii="Consolas" w:cs="Consolas" w:eastAsia="Consolas" w:hAnsi="Consolas"/>
+                <w:rFonts w:ascii="Consolas" w:hAnsi="Consolas" w:cs="Consolas"/>
+                <w:color w:val="E97132" w:themeColor="accent2"/>
                 <w:sz w:val="18"/>
                 <w:szCs w:val="18"/>
               </w:rPr>
@@ -3232,10 +4129,10 @@
       </w:r>
       <w:r>
         <w:rPr>
-          <w:rFonts w:ascii="Consolas" w:cs="Consolas" w:eastAsia="Consolas" w:hAnsi="Consolas"/>
-          <w:color w:val="8B2500"/>
-          <w:sz w:val="22"/>
-          <w:szCs w:val="22"/>
+          <w:rFonts w:ascii="Consolas" w:hAnsi="Consolas" w:cs="Consolas"/>
+          <w:color w:val="E97132" w:themeColor="accent2"/>
+          <w:sz w:val="18"/>
+          <w:szCs w:val="18"/>
         </w:rPr>
         <w:t xml:space="preserve">scanner.hasNextLine()</w:t>
       </w:r>
@@ -3248,10 +4145,10 @@
       </w:r>
       <w:r>
         <w:rPr>
-          <w:rFonts w:ascii="Consolas" w:cs="Consolas" w:eastAsia="Consolas" w:hAnsi="Consolas"/>
-          <w:color w:val="8B2500"/>
-          <w:sz w:val="22"/>
-          <w:szCs w:val="22"/>
+          <w:rFonts w:ascii="Consolas" w:hAnsi="Consolas" w:cs="Consolas"/>
+          <w:color w:val="E97132" w:themeColor="accent2"/>
+          <w:sz w:val="18"/>
+          <w:szCs w:val="18"/>
         </w:rPr>
         <w:t xml:space="preserve">scanner.nextLine()</w:t>
       </w:r>
@@ -3277,7 +4174,7 @@
           <w:sz w:val="24"/>
           <w:szCs w:val="24"/>
         </w:rPr>
-        <w:t xml:space="preserve">Vérification</w:t>
+        <w:t xml:space="preserve">Comment vérifier votre code</w:t>
       </w:r>
     </w:p>
     <w:tbl>
@@ -3316,36 +4213,68 @@
             </w:pPr>
             <w:r>
               <w:rPr>
-                <w:rFonts w:ascii="Consolas" w:cs="Consolas" w:eastAsia="Consolas" w:hAnsi="Consolas"/>
-                <w:color w:val="8B2500"/>
+                <w:rFonts w:ascii="Consolas" w:hAnsi="Consolas" w:cs="Consolas"/>
+                <w:color w:val="E97132" w:themeColor="accent2"/>
+                <w:sz w:val="18"/>
+                <w:szCs w:val="18"/>
+              </w:rPr>
+              <w:t xml:space="preserve">be.ephec.java.col.e03.NomsTest</w:t>
+            </w:r>
+          </w:p>
+          <w:p>
+            <w:pPr>
+              <w:spacing w:after="80"/>
+            </w:pPr>
+            <w:r>
+              <w:rPr>
                 <w:sz w:val="22"/>
                 <w:szCs w:val="22"/>
               </w:rPr>
-              <w:t xml:space="preserve">be.ephec.java.col.e03.NomsTest</w:t>
-            </w:r>
-          </w:p>
-          <w:p>
-            <w:pPr>
-              <w:spacing w:after="80"/>
+              <w:t xml:space="preserve">Vérifie la lecture, le cas d'une source vide, le tri sans modification de la liste reçue, et le contenu de la source fournie.</w:t>
+            </w:r>
+          </w:p>
+          <w:p>
+            <w:pPr>
+              <w:spacing w:after="0"/>
             </w:pPr>
             <w:r>
               <w:rPr>
                 <w:sz w:val="22"/>
                 <w:szCs w:val="22"/>
               </w:rPr>
-              <w:t xml:space="preserve">Vérifie la lecture, le cas d'une source vide, le tri sans modification de la liste reçue, et le contenu de la source fournie.</w:t>
-            </w:r>
-          </w:p>
-          <w:p>
-            <w:pPr>
-              <w:spacing w:after="0"/>
-            </w:pPr>
+              <w:t xml:space="preserve">Remarquez que le test passe au </w:t>
+            </w:r>
+            <w:r>
+              <w:rPr>
+                <w:rFonts w:ascii="Consolas" w:hAnsi="Consolas" w:cs="Consolas"/>
+                <w:color w:val="E97132" w:themeColor="accent2"/>
+                <w:sz w:val="18"/>
+                <w:szCs w:val="18"/>
+              </w:rPr>
+              <w:t xml:space="preserve">Scanner</w:t>
+            </w:r>
             <w:r>
               <w:rPr>
                 <w:sz w:val="22"/>
                 <w:szCs w:val="22"/>
               </w:rPr>
-              <w:t xml:space="preserve">Remarquez que le test passe au Scanner une simple chaîne de caractères. C'est possible parce que lire ne sait pas d'où vient son Scanner — et c'est ce qui la rend testable sans dépendre d'aucun fichier.</w:t>
+              <w:t xml:space="preserve"> une simple chaîne de caractères. C'est possible parce que lire ne sait pas d'où vient son </w:t>
+            </w:r>
+            <w:r>
+              <w:rPr>
+                <w:rFonts w:ascii="Consolas" w:hAnsi="Consolas" w:cs="Consolas"/>
+                <w:color w:val="E97132" w:themeColor="accent2"/>
+                <w:sz w:val="18"/>
+                <w:szCs w:val="18"/>
+              </w:rPr>
+              <w:t xml:space="preserve">Scanner</w:t>
+            </w:r>
+            <w:r>
+              <w:rPr>
+                <w:sz w:val="22"/>
+                <w:szCs w:val="22"/>
+              </w:rPr>
+              <w:t xml:space="preserve"> — et c'est ce qui la rend testable sans dépendre d'aucun fichier.</w:t>
             </w:r>
           </w:p>
         </w:tc>
@@ -3379,10 +4308,10 @@
       </w:pPr>
       <w:r>
         <w:rPr>
-          <w:rFonts w:ascii="Consolas" w:cs="Consolas" w:eastAsia="Consolas" w:hAnsi="Consolas"/>
-          <w:color w:val="8B2500"/>
-          <w:sz w:val="22"/>
-          <w:szCs w:val="22"/>
+          <w:rFonts w:ascii="Consolas" w:hAnsi="Consolas" w:cs="Consolas"/>
+          <w:color w:val="E97132" w:themeColor="accent2"/>
+          <w:sz w:val="18"/>
+          <w:szCs w:val="18"/>
         </w:rPr>
         <w:t xml:space="preserve">nextLine()</w:t>
       </w:r>
@@ -3395,10 +4324,10 @@
       </w:r>
       <w:r>
         <w:rPr>
-          <w:rFonts w:ascii="Consolas" w:cs="Consolas" w:eastAsia="Consolas" w:hAnsi="Consolas"/>
-          <w:color w:val="8B2500"/>
-          <w:sz w:val="22"/>
-          <w:szCs w:val="22"/>
+          <w:rFonts w:ascii="Consolas" w:hAnsi="Consolas" w:cs="Consolas"/>
+          <w:color w:val="E97132" w:themeColor="accent2"/>
+          <w:sz w:val="18"/>
+          <w:szCs w:val="18"/>
         </w:rPr>
         <w:t xml:space="preserve">next()</w:t>
       </w:r>
@@ -3411,10 +4340,10 @@
       </w:r>
       <w:r>
         <w:rPr>
-          <w:rFonts w:ascii="Consolas" w:cs="Consolas" w:eastAsia="Consolas" w:hAnsi="Consolas"/>
-          <w:color w:val="8B2500"/>
-          <w:sz w:val="22"/>
-          <w:szCs w:val="22"/>
+          <w:rFonts w:ascii="Consolas" w:hAnsi="Consolas" w:cs="Consolas"/>
+          <w:color w:val="E97132" w:themeColor="accent2"/>
+          <w:sz w:val="18"/>
+          <w:szCs w:val="18"/>
         </w:rPr>
         <w:t xml:space="preserve">next()</w:t>
       </w:r>
@@ -3440,7 +4369,23 @@
           <w:sz w:val="22"/>
           <w:szCs w:val="22"/>
         </w:rPr>
-        <w:t xml:space="preserve">Le tri est alphabétique. Où est définie cette notion d'ordre pour des String, sachant que vous n'avez rien écrit à ce sujet ?</w:t>
+        <w:t xml:space="preserve">Le tri est alphabétique. Où est définie cette notion d'ordre pour des </w:t>
+      </w:r>
+      <w:r>
+        <w:rPr>
+          <w:rFonts w:ascii="Consolas" w:hAnsi="Consolas" w:cs="Consolas"/>
+          <w:color w:val="E97132" w:themeColor="accent2"/>
+          <w:sz w:val="18"/>
+          <w:szCs w:val="18"/>
+        </w:rPr>
+        <w:t xml:space="preserve">String</w:t>
+      </w:r>
+      <w:r>
+        <w:rPr>
+          <w:sz w:val="22"/>
+          <w:szCs w:val="22"/>
+        </w:rPr>
+        <w:t xml:space="preserve">, sachant que vous n'avez rien écrit à ce sujet ?</w:t>
       </w:r>
     </w:p>
     <w:p>
@@ -3469,6 +4414,7 @@
     </w:p>
     <w:p>
       <w:pPr>
+        <w:keepNext/>
         <w:spacing w:after="120"/>
       </w:pPr>
       <w:r>
@@ -3479,7 +4425,18 @@
           <w:sz w:val="22"/>
           <w:szCs w:val="22"/>
         </w:rPr>
-        <w:t xml:space="preserve">Package : be.ephec.java.col.e04</w:t>
+        <w:t xml:space="preserve">Package : </w:t>
+      </w:r>
+      <w:r>
+        <w:rPr>
+          <w:rFonts w:ascii="Consolas" w:hAnsi="Consolas" w:cs="Consolas"/>
+          <w:i/>
+          <w:iCs/>
+          <w:color w:val="E97132" w:themeColor="accent2"/>
+          <w:sz w:val="18"/>
+          <w:szCs w:val="18"/>
+        </w:rPr>
+        <w:t xml:space="preserve">be.ephec.java.col.e04</w:t>
       </w:r>
     </w:p>
     <w:p>
@@ -3501,6 +4458,7 @@
     </w:p>
     <w:p>
       <w:pPr>
+        <w:keepNext w:val="false"/>
         <w:spacing w:after="120"/>
       </w:pPr>
       <w:r>
@@ -3648,7 +4606,8 @@
             </w:pPr>
             <w:r>
               <w:rPr>
-                <w:rFonts w:ascii="Consolas" w:cs="Consolas" w:eastAsia="Consolas" w:hAnsi="Consolas"/>
+                <w:rFonts w:ascii="Consolas" w:hAnsi="Consolas" w:cs="Consolas"/>
+                <w:color w:val="E97132" w:themeColor="accent2"/>
                 <w:sz w:val="18"/>
                 <w:szCs w:val="18"/>
               </w:rPr>
@@ -3672,7 +4631,8 @@
             </w:pPr>
             <w:r>
               <w:rPr>
-                <w:rFonts w:ascii="Consolas" w:cs="Consolas" w:eastAsia="Consolas" w:hAnsi="Consolas"/>
+                <w:rFonts w:ascii="Consolas" w:hAnsi="Consolas" w:cs="Consolas"/>
+                <w:color w:val="E97132" w:themeColor="accent2"/>
                 <w:sz w:val="18"/>
                 <w:szCs w:val="18"/>
               </w:rPr>
@@ -3724,7 +4684,8 @@
             </w:pPr>
             <w:r>
               <w:rPr>
-                <w:rFonts w:ascii="Consolas" w:cs="Consolas" w:eastAsia="Consolas" w:hAnsi="Consolas"/>
+                <w:rFonts w:ascii="Consolas" w:hAnsi="Consolas" w:cs="Consolas"/>
+                <w:color w:val="E97132" w:themeColor="accent2"/>
                 <w:sz w:val="18"/>
                 <w:szCs w:val="18"/>
               </w:rPr>
@@ -3748,7 +4709,8 @@
             </w:pPr>
             <w:r>
               <w:rPr>
-                <w:rFonts w:ascii="Consolas" w:cs="Consolas" w:eastAsia="Consolas" w:hAnsi="Consolas"/>
+                <w:rFonts w:ascii="Consolas" w:hAnsi="Consolas" w:cs="Consolas"/>
+                <w:color w:val="E97132" w:themeColor="accent2"/>
                 <w:sz w:val="18"/>
                 <w:szCs w:val="18"/>
               </w:rPr>
@@ -3803,10 +4765,10 @@
       </w:r>
       <w:r>
         <w:rPr>
-          <w:rFonts w:ascii="Consolas" w:cs="Consolas" w:eastAsia="Consolas" w:hAnsi="Consolas"/>
-          <w:color w:val="8B2500"/>
-          <w:sz w:val="22"/>
-          <w:szCs w:val="22"/>
+          <w:rFonts w:ascii="Consolas" w:hAnsi="Consolas" w:cs="Consolas"/>
+          <w:color w:val="E97132" w:themeColor="accent2"/>
+          <w:sz w:val="18"/>
+          <w:szCs w:val="18"/>
         </w:rPr>
         <w:t xml:space="preserve">getOrDefault</w:t>
       </w:r>
@@ -3819,10 +4781,10 @@
       </w:r>
       <w:r>
         <w:rPr>
-          <w:rFonts w:ascii="Consolas" w:cs="Consolas" w:eastAsia="Consolas" w:hAnsi="Consolas"/>
-          <w:color w:val="8B2500"/>
-          <w:sz w:val="22"/>
-          <w:szCs w:val="22"/>
+          <w:rFonts w:ascii="Consolas" w:hAnsi="Consolas" w:cs="Consolas"/>
+          <w:color w:val="E97132" w:themeColor="accent2"/>
+          <w:sz w:val="18"/>
+          <w:szCs w:val="18"/>
         </w:rPr>
         <w:t xml:space="preserve">Map</w:t>
       </w:r>
@@ -3836,6 +4798,7 @@
     </w:p>
     <w:p>
       <w:pPr>
+        <w:keepNext w:val="false"/>
         <w:spacing w:after="120"/>
       </w:pPr>
       <w:r>
@@ -3855,9 +4818,10 @@
       </w:pPr>
       <w:r>
         <w:rPr>
-          <w:rFonts w:ascii="Consolas" w:cs="Consolas" w:eastAsia="Consolas" w:hAnsi="Consolas"/>
-          <w:sz w:val="19"/>
-          <w:szCs w:val="19"/>
+          <w:rFonts w:ascii="Consolas" w:hAnsi="Consolas" w:cs="Consolas"/>
+          <w:color w:val="E97132" w:themeColor="accent2"/>
+          <w:sz w:val="18"/>
+          <w:szCs w:val="18"/>
         </w:rPr>
         <w:t xml:space="preserve">abeille : 1</w:t>
       </w:r>
@@ -3871,9 +4835,10 @@
       </w:pPr>
       <w:r>
         <w:rPr>
-          <w:rFonts w:ascii="Consolas" w:cs="Consolas" w:eastAsia="Consolas" w:hAnsi="Consolas"/>
-          <w:sz w:val="19"/>
-          <w:szCs w:val="19"/>
+          <w:rFonts w:ascii="Consolas" w:hAnsi="Consolas" w:cs="Consolas"/>
+          <w:color w:val="E97132" w:themeColor="accent2"/>
+          <w:sz w:val="18"/>
+          <w:szCs w:val="18"/>
         </w:rPr>
         <w:t xml:space="preserve">chat : 1</w:t>
       </w:r>
@@ -3887,9 +4852,10 @@
       </w:pPr>
       <w:r>
         <w:rPr>
-          <w:rFonts w:ascii="Consolas" w:cs="Consolas" w:eastAsia="Consolas" w:hAnsi="Consolas"/>
-          <w:sz w:val="19"/>
-          <w:szCs w:val="19"/>
+          <w:rFonts w:ascii="Consolas" w:hAnsi="Consolas" w:cs="Consolas"/>
+          <w:color w:val="E97132" w:themeColor="accent2"/>
+          <w:sz w:val="18"/>
+          <w:szCs w:val="18"/>
         </w:rPr>
         <w:t xml:space="preserve">zebre : 2</w:t>
       </w:r>
@@ -3924,10 +4890,10 @@
       </w:r>
       <w:r>
         <w:rPr>
-          <w:rFonts w:ascii="Consolas" w:cs="Consolas" w:eastAsia="Consolas" w:hAnsi="Consolas"/>
-          <w:color w:val="8B2500"/>
-          <w:sz w:val="22"/>
-          <w:szCs w:val="22"/>
+          <w:rFonts w:ascii="Consolas" w:hAnsi="Consolas" w:cs="Consolas"/>
+          <w:color w:val="E97132" w:themeColor="accent2"/>
+          <w:sz w:val="18"/>
+          <w:szCs w:val="18"/>
         </w:rPr>
         <w:t xml:space="preserve">Programme</w:t>
       </w:r>
@@ -3936,14 +4902,30 @@
           <w:sz w:val="22"/>
           <w:szCs w:val="22"/>
         </w:rPr>
-        <w:t xml:space="preserve">, affichez la Map directement, sans passer par </w:t>
-      </w:r>
-      <w:r>
-        <w:rPr>
-          <w:rFonts w:ascii="Consolas" w:cs="Consolas" w:eastAsia="Consolas" w:hAnsi="Consolas"/>
-          <w:color w:val="8B2500"/>
-          <w:sz w:val="22"/>
-          <w:szCs w:val="22"/>
+        <w:t xml:space="preserve">, affichez la </w:t>
+      </w:r>
+      <w:r>
+        <w:rPr>
+          <w:rFonts w:ascii="Consolas" w:hAnsi="Consolas" w:cs="Consolas"/>
+          <w:color w:val="E97132" w:themeColor="accent2"/>
+          <w:sz w:val="18"/>
+          <w:szCs w:val="18"/>
+        </w:rPr>
+        <w:t xml:space="preserve">Map</w:t>
+      </w:r>
+      <w:r>
+        <w:rPr>
+          <w:sz w:val="22"/>
+          <w:szCs w:val="22"/>
+        </w:rPr>
+        <w:t xml:space="preserve"> directement, sans passer par </w:t>
+      </w:r>
+      <w:r>
+        <w:rPr>
+          <w:rFonts w:ascii="Consolas" w:hAnsi="Consolas" w:cs="Consolas"/>
+          <w:color w:val="E97132" w:themeColor="accent2"/>
+          <w:sz w:val="18"/>
+          <w:szCs w:val="18"/>
         </w:rPr>
         <w:t xml:space="preserve">rapport</w:t>
       </w:r>
@@ -3956,10 +4938,10 @@
       </w:r>
       <w:r>
         <w:rPr>
-          <w:rFonts w:ascii="Consolas" w:cs="Consolas" w:eastAsia="Consolas" w:hAnsi="Consolas"/>
-          <w:color w:val="8B2500"/>
-          <w:sz w:val="22"/>
-          <w:szCs w:val="22"/>
+          <w:rFonts w:ascii="Consolas" w:hAnsi="Consolas" w:cs="Consolas"/>
+          <w:color w:val="E97132" w:themeColor="accent2"/>
+          <w:sz w:val="18"/>
+          <w:szCs w:val="18"/>
         </w:rPr>
         <w:t xml:space="preserve">TreeMap</w:t>
       </w:r>
@@ -3972,10 +4954,10 @@
       </w:r>
       <w:r>
         <w:rPr>
-          <w:rFonts w:ascii="Consolas" w:cs="Consolas" w:eastAsia="Consolas" w:hAnsi="Consolas"/>
-          <w:color w:val="8B2500"/>
-          <w:sz w:val="22"/>
-          <w:szCs w:val="22"/>
+          <w:rFonts w:ascii="Consolas" w:hAnsi="Consolas" w:cs="Consolas"/>
+          <w:color w:val="E97132" w:themeColor="accent2"/>
+          <w:sz w:val="18"/>
+          <w:szCs w:val="18"/>
         </w:rPr>
         <w:t xml:space="preserve">HashMap</w:t>
       </w:r>
@@ -3989,6 +4971,7 @@
     </w:p>
     <w:p>
       <w:pPr>
+        <w:keepNext w:val="false"/>
         <w:spacing w:after="120"/>
       </w:pPr>
       <w:r>
@@ -3996,7 +4979,23 @@
           <w:sz w:val="22"/>
           <w:szCs w:val="22"/>
         </w:rPr>
-        <w:t xml:space="preserve">Retenez ce que vous observez : une HashMap ne garantit aucun ordre. Celui que vous voyez dépend du code de hachage des clés, il paraît souvent aléatoire, et surtout il n'est pas stable d'une version de Java à l'autre. Un programme qui s'appuierait dessus fonctionnerait aujourd'hui et pas demain.</w:t>
+        <w:t xml:space="preserve">Retenez ce que vous observez : une </w:t>
+      </w:r>
+      <w:r>
+        <w:rPr>
+          <w:rFonts w:ascii="Consolas" w:hAnsi="Consolas" w:cs="Consolas"/>
+          <w:color w:val="E97132" w:themeColor="accent2"/>
+          <w:sz w:val="18"/>
+          <w:szCs w:val="18"/>
+        </w:rPr>
+        <w:t xml:space="preserve">HashMap</w:t>
+      </w:r>
+      <w:r>
+        <w:rPr>
+          <w:sz w:val="22"/>
+          <w:szCs w:val="22"/>
+        </w:rPr>
+        <w:t xml:space="preserve"> ne garantit aucun ordre. Celui que vous voyez dépend du code de hachage des clés, il paraît souvent aléatoire, et surtout il n'est pas stable d'une version de Java à l'autre. Un programme qui s'appuierait dessus fonctionnerait aujourd'hui et pas demain.</w:t>
       </w:r>
     </w:p>
     <w:p>
@@ -4013,7 +5012,7 @@
           <w:sz w:val="24"/>
           <w:szCs w:val="24"/>
         </w:rPr>
-        <w:t xml:space="preserve">Vérification</w:t>
+        <w:t xml:space="preserve">Comment vérifier votre code</w:t>
       </w:r>
     </w:p>
     <w:tbl>
@@ -4052,10 +5051,10 @@
             </w:pPr>
             <w:r>
               <w:rPr>
-                <w:rFonts w:ascii="Consolas" w:cs="Consolas" w:eastAsia="Consolas" w:hAnsi="Consolas"/>
-                <w:color w:val="8B2500"/>
-                <w:sz w:val="22"/>
-                <w:szCs w:val="22"/>
+                <w:rFonts w:ascii="Consolas" w:hAnsi="Consolas" w:cs="Consolas"/>
+                <w:color w:val="E97132" w:themeColor="accent2"/>
+                <w:sz w:val="18"/>
+                <w:szCs w:val="18"/>
               </w:rPr>
               <w:t xml:space="preserve">be.ephec.java.col.e04.OccurrencesTest</w:t>
             </w:r>
@@ -4106,7 +5105,23 @@
           <w:sz w:val="22"/>
           <w:szCs w:val="22"/>
         </w:rPr>
-        <w:t xml:space="preserve">Le rapport trie les clés au lieu de supposer un ordre. Que serait devenu le test si vous aviez parcouru la HashMap telle quelle ?</w:t>
+        <w:t xml:space="preserve">Le rapport trie les clés au lieu de supposer un ordre. Que serait devenu le test si vous aviez parcouru la </w:t>
+      </w:r>
+      <w:r>
+        <w:rPr>
+          <w:rFonts w:ascii="Consolas" w:hAnsi="Consolas" w:cs="Consolas"/>
+          <w:color w:val="E97132" w:themeColor="accent2"/>
+          <w:sz w:val="18"/>
+          <w:szCs w:val="18"/>
+        </w:rPr>
+        <w:t xml:space="preserve">HashMap</w:t>
+      </w:r>
+      <w:r>
+        <w:rPr>
+          <w:sz w:val="22"/>
+          <w:szCs w:val="22"/>
+        </w:rPr>
+        <w:t xml:space="preserve"> telle quelle ?</w:t>
       </w:r>
     </w:p>
     <w:p>
@@ -4152,6 +5167,7 @@
     </w:p>
     <w:p>
       <w:pPr>
+        <w:keepNext/>
         <w:spacing w:after="120"/>
       </w:pPr>
       <w:r>
@@ -4162,7 +5178,18 @@
           <w:sz w:val="22"/>
           <w:szCs w:val="22"/>
         </w:rPr>
-        <w:t xml:space="preserve">Package : be.ephec.java.col.e05</w:t>
+        <w:t xml:space="preserve">Package : </w:t>
+      </w:r>
+      <w:r>
+        <w:rPr>
+          <w:rFonts w:ascii="Consolas" w:hAnsi="Consolas" w:cs="Consolas"/>
+          <w:i/>
+          <w:iCs/>
+          <w:color w:val="E97132" w:themeColor="accent2"/>
+          <w:sz w:val="18"/>
+          <w:szCs w:val="18"/>
+        </w:rPr>
+        <w:t xml:space="preserve">be.ephec.java.col.e05</w:t>
       </w:r>
     </w:p>
     <w:p>
@@ -4184,6 +5211,7 @@
     </w:p>
     <w:p>
       <w:pPr>
+        <w:keepNext w:val="false"/>
         <w:spacing w:after="120"/>
       </w:pPr>
       <w:r>
@@ -4224,10 +5252,10 @@
       </w:r>
       <w:r>
         <w:rPr>
-          <w:rFonts w:ascii="Consolas" w:cs="Consolas" w:eastAsia="Consolas" w:hAnsi="Consolas"/>
-          <w:color w:val="8B2500"/>
-          <w:sz w:val="22"/>
-          <w:szCs w:val="22"/>
+          <w:rFonts w:ascii="Consolas" w:hAnsi="Consolas" w:cs="Consolas"/>
+          <w:color w:val="E97132" w:themeColor="accent2"/>
+          <w:sz w:val="18"/>
+          <w:szCs w:val="18"/>
         </w:rPr>
         <w:t xml:space="preserve">Collection</w:t>
       </w:r>
@@ -4248,9 +5276,10 @@
       </w:pPr>
       <w:r>
         <w:rPr>
-          <w:rFonts w:ascii="Consolas" w:cs="Consolas" w:eastAsia="Consolas" w:hAnsi="Consolas"/>
-          <w:sz w:val="19"/>
-          <w:szCs w:val="19"/>
+          <w:rFonts w:ascii="Consolas" w:hAnsi="Consolas" w:cs="Consolas"/>
+          <w:color w:val="E97132" w:themeColor="accent2"/>
+          <w:sz w:val="18"/>
+          <w:szCs w:val="18"/>
         </w:rPr>
         <w:t xml:space="preserve">boolean removeIf(Predicate&lt;? super E&gt; filtre)</w:t>
       </w:r>
@@ -4268,10 +5297,10 @@
       </w:r>
       <w:r>
         <w:rPr>
-          <w:rFonts w:ascii="Consolas" w:cs="Consolas" w:eastAsia="Consolas" w:hAnsi="Consolas"/>
-          <w:color w:val="8B2500"/>
-          <w:sz w:val="22"/>
-          <w:szCs w:val="22"/>
+          <w:rFonts w:ascii="Consolas" w:hAnsi="Consolas" w:cs="Consolas"/>
+          <w:color w:val="E97132" w:themeColor="accent2"/>
+          <w:sz w:val="18"/>
+          <w:szCs w:val="18"/>
         </w:rPr>
         <w:t xml:space="preserve">true</w:t>
       </w:r>
@@ -4284,10 +5313,10 @@
       </w:r>
       <w:r>
         <w:rPr>
-          <w:rFonts w:ascii="Consolas" w:cs="Consolas" w:eastAsia="Consolas" w:hAnsi="Consolas"/>
-          <w:color w:val="8B2500"/>
-          <w:sz w:val="22"/>
-          <w:szCs w:val="22"/>
+          <w:rFonts w:ascii="Consolas" w:hAnsi="Consolas" w:cs="Consolas"/>
+          <w:color w:val="E97132" w:themeColor="accent2"/>
+          <w:sz w:val="18"/>
+          <w:szCs w:val="18"/>
         </w:rPr>
         <w:t xml:space="preserve">Predicate</w:t>
       </w:r>
@@ -4300,10 +5329,10 @@
       </w:r>
       <w:r>
         <w:rPr>
-          <w:rFonts w:ascii="Consolas" w:cs="Consolas" w:eastAsia="Consolas" w:hAnsi="Consolas"/>
-          <w:color w:val="8B2500"/>
-          <w:sz w:val="22"/>
-          <w:szCs w:val="22"/>
+          <w:rFonts w:ascii="Consolas" w:hAnsi="Consolas" w:cs="Consolas"/>
+          <w:color w:val="E97132" w:themeColor="accent2"/>
+          <w:sz w:val="18"/>
+          <w:szCs w:val="18"/>
         </w:rPr>
         <w:t xml:space="preserve">boolean test(T valeur)</w:t>
       </w:r>
@@ -4316,10 +5345,10 @@
       </w:r>
       <w:r>
         <w:rPr>
-          <w:rFonts w:ascii="Consolas" w:cs="Consolas" w:eastAsia="Consolas" w:hAnsi="Consolas"/>
-          <w:color w:val="8B2500"/>
-          <w:sz w:val="22"/>
-          <w:szCs w:val="22"/>
+          <w:rFonts w:ascii="Consolas" w:hAnsi="Consolas" w:cs="Consolas"/>
+          <w:color w:val="E97132" w:themeColor="accent2"/>
+          <w:sz w:val="18"/>
+          <w:szCs w:val="18"/>
         </w:rPr>
         <w:t xml:space="preserve">ITF.1</w:t>
       </w:r>
@@ -4361,10 +5390,10 @@
       </w:r>
       <w:r>
         <w:rPr>
-          <w:rFonts w:ascii="Consolas" w:cs="Consolas" w:eastAsia="Consolas" w:hAnsi="Consolas"/>
-          <w:color w:val="8B2500"/>
-          <w:sz w:val="22"/>
-          <w:szCs w:val="22"/>
+          <w:rFonts w:ascii="Consolas" w:hAnsi="Consolas" w:cs="Consolas"/>
+          <w:color w:val="E97132" w:themeColor="accent2"/>
+          <w:sz w:val="18"/>
+          <w:szCs w:val="18"/>
         </w:rPr>
         <w:t xml:space="preserve">EstPair</w:t>
       </w:r>
@@ -4377,10 +5406,10 @@
       </w:r>
       <w:r>
         <w:rPr>
-          <w:rFonts w:ascii="Consolas" w:cs="Consolas" w:eastAsia="Consolas" w:hAnsi="Consolas"/>
-          <w:color w:val="8B2500"/>
-          <w:sz w:val="22"/>
-          <w:szCs w:val="22"/>
+          <w:rFonts w:ascii="Consolas" w:hAnsi="Consolas" w:cs="Consolas"/>
+          <w:color w:val="E97132" w:themeColor="accent2"/>
+          <w:sz w:val="18"/>
+          <w:szCs w:val="18"/>
         </w:rPr>
         <w:t xml:space="preserve">Predicate&lt;Integer&gt;</w:t>
       </w:r>
@@ -4393,10 +5422,10 @@
       </w:r>
       <w:r>
         <w:rPr>
-          <w:rFonts w:ascii="Consolas" w:cs="Consolas" w:eastAsia="Consolas" w:hAnsi="Consolas"/>
-          <w:color w:val="8B2500"/>
-          <w:sz w:val="22"/>
-          <w:szCs w:val="22"/>
+          <w:rFonts w:ascii="Consolas" w:hAnsi="Consolas" w:cs="Consolas"/>
+          <w:color w:val="E97132" w:themeColor="accent2"/>
+          <w:sz w:val="18"/>
+          <w:szCs w:val="18"/>
         </w:rPr>
         <w:t xml:space="preserve">Filtrage</w:t>
       </w:r>
@@ -4528,7 +5557,8 @@
             </w:pPr>
             <w:r>
               <w:rPr>
-                <w:rFonts w:ascii="Consolas" w:cs="Consolas" w:eastAsia="Consolas" w:hAnsi="Consolas"/>
+                <w:rFonts w:ascii="Consolas" w:hAnsi="Consolas" w:cs="Consolas"/>
+                <w:color w:val="E97132" w:themeColor="accent2"/>
                 <w:sz w:val="18"/>
                 <w:szCs w:val="18"/>
               </w:rPr>
@@ -4552,7 +5582,8 @@
             </w:pPr>
             <w:r>
               <w:rPr>
-                <w:rFonts w:ascii="Consolas" w:cs="Consolas" w:eastAsia="Consolas" w:hAnsi="Consolas"/>
+                <w:rFonts w:ascii="Consolas" w:hAnsi="Consolas" w:cs="Consolas"/>
+                <w:color w:val="E97132" w:themeColor="accent2"/>
                 <w:sz w:val="18"/>
                 <w:szCs w:val="18"/>
               </w:rPr>
@@ -4604,7 +5635,8 @@
             </w:pPr>
             <w:r>
               <w:rPr>
-                <w:rFonts w:ascii="Consolas" w:cs="Consolas" w:eastAsia="Consolas" w:hAnsi="Consolas"/>
+                <w:rFonts w:ascii="Consolas" w:hAnsi="Consolas" w:cs="Consolas"/>
+                <w:color w:val="E97132" w:themeColor="accent2"/>
                 <w:sz w:val="18"/>
                 <w:szCs w:val="18"/>
               </w:rPr>
@@ -4628,7 +5660,8 @@
             </w:pPr>
             <w:r>
               <w:rPr>
-                <w:rFonts w:ascii="Consolas" w:cs="Consolas" w:eastAsia="Consolas" w:hAnsi="Consolas"/>
+                <w:rFonts w:ascii="Consolas" w:hAnsi="Consolas" w:cs="Consolas"/>
+                <w:color w:val="E97132" w:themeColor="accent2"/>
                 <w:sz w:val="18"/>
                 <w:szCs w:val="18"/>
               </w:rPr>
@@ -4680,7 +5713,8 @@
             </w:pPr>
             <w:r>
               <w:rPr>
-                <w:rFonts w:ascii="Consolas" w:cs="Consolas" w:eastAsia="Consolas" w:hAnsi="Consolas"/>
+                <w:rFonts w:ascii="Consolas" w:hAnsi="Consolas" w:cs="Consolas"/>
+                <w:color w:val="E97132" w:themeColor="accent2"/>
                 <w:sz w:val="18"/>
                 <w:szCs w:val="18"/>
               </w:rPr>
@@ -4704,7 +5738,8 @@
             </w:pPr>
             <w:r>
               <w:rPr>
-                <w:rFonts w:ascii="Consolas" w:cs="Consolas" w:eastAsia="Consolas" w:hAnsi="Consolas"/>
+                <w:rFonts w:ascii="Consolas" w:hAnsi="Consolas" w:cs="Consolas"/>
+                <w:color w:val="E97132" w:themeColor="accent2"/>
                 <w:sz w:val="18"/>
                 <w:szCs w:val="18"/>
               </w:rPr>
@@ -4822,7 +5857,7 @@
           <w:sz w:val="24"/>
           <w:szCs w:val="24"/>
         </w:rPr>
-        <w:t xml:space="preserve">Vérification</w:t>
+        <w:t xml:space="preserve">Comment vérifier votre code</w:t>
       </w:r>
     </w:p>
     <w:tbl>
@@ -4861,24 +5896,40 @@
             </w:pPr>
             <w:r>
               <w:rPr>
-                <w:rFonts w:ascii="Consolas" w:cs="Consolas" w:eastAsia="Consolas" w:hAnsi="Consolas"/>
-                <w:color w:val="8B2500"/>
+                <w:rFonts w:ascii="Consolas" w:hAnsi="Consolas" w:cs="Consolas"/>
+                <w:color w:val="E97132" w:themeColor="accent2"/>
+                <w:sz w:val="18"/>
+                <w:szCs w:val="18"/>
+              </w:rPr>
+              <w:t xml:space="preserve">be.ephec.java.col.e05.FiltrageTest</w:t>
+            </w:r>
+          </w:p>
+          <w:p>
+            <w:pPr>
+              <w:spacing w:after="0"/>
+            </w:pPr>
+            <w:r>
+              <w:rPr>
                 <w:sz w:val="22"/>
                 <w:szCs w:val="22"/>
               </w:rPr>
-              <w:t xml:space="preserve">be.ephec.java.col.e05.FiltrageTest</w:t>
-            </w:r>
-          </w:p>
-          <w:p>
-            <w:pPr>
-              <w:spacing w:after="0"/>
-            </w:pPr>
+              <w:t xml:space="preserve">Vérifie le prédicat, y compris sur zéro et sur les négatifs, le comptage qui ne supprime rien, la suppression, et le fonctionnement sur une </w:t>
+            </w:r>
+            <w:r>
+              <w:rPr>
+                <w:rFonts w:ascii="Consolas" w:hAnsi="Consolas" w:cs="Consolas"/>
+                <w:color w:val="E97132" w:themeColor="accent2"/>
+                <w:sz w:val="18"/>
+                <w:szCs w:val="18"/>
+              </w:rPr>
+              <w:t xml:space="preserve">LinkedList</w:t>
+            </w:r>
             <w:r>
               <w:rPr>
                 <w:sz w:val="22"/>
                 <w:szCs w:val="22"/>
               </w:rPr>
-              <w:t xml:space="preserve">Vérifie le prédicat, y compris sur zéro et sur les négatifs, le comptage qui ne supprime rien, la suppression, et le fonctionnement sur une LinkedList.</w:t>
+              <w:t xml:space="preserve">.</w:t>
             </w:r>
           </w:p>
         </w:tc>
@@ -4919,10 +5970,10 @@
       </w:r>
       <w:r>
         <w:rPr>
-          <w:rFonts w:ascii="Consolas" w:cs="Consolas" w:eastAsia="Consolas" w:hAnsi="Consolas"/>
-          <w:color w:val="8B2500"/>
-          <w:sz w:val="22"/>
-          <w:szCs w:val="22"/>
+          <w:rFonts w:ascii="Consolas" w:hAnsi="Consolas" w:cs="Consolas"/>
+          <w:color w:val="E97132" w:themeColor="accent2"/>
+          <w:sz w:val="18"/>
+          <w:szCs w:val="18"/>
         </w:rPr>
         <w:t xml:space="preserve">for</w:t>
       </w:r>
@@ -4935,10 +5986,10 @@
       </w:r>
       <w:r>
         <w:rPr>
-          <w:rFonts w:ascii="Consolas" w:cs="Consolas" w:eastAsia="Consolas" w:hAnsi="Consolas"/>
-          <w:color w:val="8B2500"/>
-          <w:sz w:val="22"/>
-          <w:szCs w:val="22"/>
+          <w:rFonts w:ascii="Consolas" w:hAnsi="Consolas" w:cs="Consolas"/>
+          <w:color w:val="E97132" w:themeColor="accent2"/>
+          <w:sz w:val="18"/>
+          <w:szCs w:val="18"/>
         </w:rPr>
         <w:t xml:space="preserve">remove</w:t>
       </w:r>
@@ -4951,10 +6002,10 @@
       </w:r>
       <w:r>
         <w:rPr>
-          <w:rFonts w:ascii="Consolas" w:cs="Consolas" w:eastAsia="Consolas" w:hAnsi="Consolas"/>
-          <w:color w:val="8B2500"/>
-          <w:sz w:val="22"/>
-          <w:szCs w:val="22"/>
+          <w:rFonts w:ascii="Consolas" w:hAnsi="Consolas" w:cs="Consolas"/>
+          <w:color w:val="E97132" w:themeColor="accent2"/>
+          <w:sz w:val="18"/>
+          <w:szCs w:val="18"/>
         </w:rPr>
         <w:t xml:space="preserve">removeIf</w:t>
       </w:r>
@@ -4977,10 +6028,10 @@
       </w:pPr>
       <w:r>
         <w:rPr>
-          <w:rFonts w:ascii="Consolas" w:cs="Consolas" w:eastAsia="Consolas" w:hAnsi="Consolas"/>
-          <w:color w:val="8B2500"/>
-          <w:sz w:val="22"/>
-          <w:szCs w:val="22"/>
+          <w:rFonts w:ascii="Consolas" w:hAnsi="Consolas" w:cs="Consolas"/>
+          <w:color w:val="E97132" w:themeColor="accent2"/>
+          <w:sz w:val="18"/>
+          <w:szCs w:val="18"/>
         </w:rPr>
         <w:t xml:space="preserve">removeIf</w:t>
       </w:r>
@@ -4993,10 +6044,10 @@
       </w:r>
       <w:r>
         <w:rPr>
-          <w:rFonts w:ascii="Consolas" w:cs="Consolas" w:eastAsia="Consolas" w:hAnsi="Consolas"/>
-          <w:color w:val="8B2500"/>
-          <w:sz w:val="22"/>
-          <w:szCs w:val="22"/>
+          <w:rFonts w:ascii="Consolas" w:hAnsi="Consolas" w:cs="Consolas"/>
+          <w:color w:val="E97132" w:themeColor="accent2"/>
+          <w:sz w:val="18"/>
+          <w:szCs w:val="18"/>
         </w:rPr>
         <w:t xml:space="preserve">Collection</w:t>
       </w:r>
@@ -5009,10 +6060,10 @@
       </w:r>
       <w:r>
         <w:rPr>
-          <w:rFonts w:ascii="Consolas" w:cs="Consolas" w:eastAsia="Consolas" w:hAnsi="Consolas"/>
-          <w:color w:val="8B2500"/>
-          <w:sz w:val="22"/>
-          <w:szCs w:val="22"/>
+          <w:rFonts w:ascii="Consolas" w:hAnsi="Consolas" w:cs="Consolas"/>
+          <w:color w:val="E97132" w:themeColor="accent2"/>
+          <w:sz w:val="18"/>
+          <w:szCs w:val="18"/>
         </w:rPr>
         <w:t xml:space="preserve">List</w:t>
       </w:r>
@@ -5050,6 +6101,7 @@
     </w:p>
     <w:p>
       <w:pPr>
+        <w:keepNext/>
         <w:spacing w:after="120"/>
       </w:pPr>
       <w:r>
@@ -5060,7 +6112,18 @@
           <w:sz w:val="22"/>
           <w:szCs w:val="22"/>
         </w:rPr>
-        <w:t xml:space="preserve">Package : be.ephec.java.col.e06</w:t>
+        <w:t xml:space="preserve">Package : </w:t>
+      </w:r>
+      <w:r>
+        <w:rPr>
+          <w:rFonts w:ascii="Consolas" w:hAnsi="Consolas" w:cs="Consolas"/>
+          <w:i/>
+          <w:iCs/>
+          <w:color w:val="E97132" w:themeColor="accent2"/>
+          <w:sz w:val="18"/>
+          <w:szCs w:val="18"/>
+        </w:rPr>
+        <w:t xml:space="preserve">be.ephec.java.col.e06</w:t>
       </w:r>
     </w:p>
     <w:p>
@@ -5082,6 +6145,7 @@
     </w:p>
     <w:p>
       <w:pPr>
+        <w:keepNext w:val="false"/>
         <w:spacing w:after="120"/>
       </w:pPr>
       <w:r>
@@ -5089,7 +6153,23 @@
           <w:sz w:val="22"/>
           <w:szCs w:val="22"/>
         </w:rPr>
-        <w:t xml:space="preserve">Constater les deux services que rend un Set : l'unicité, et la rapidité de la recherche.</w:t>
+        <w:t xml:space="preserve">Constater les deux services que rend un </w:t>
+      </w:r>
+      <w:r>
+        <w:rPr>
+          <w:rFonts w:ascii="Consolas" w:hAnsi="Consolas" w:cs="Consolas"/>
+          <w:color w:val="E97132" w:themeColor="accent2"/>
+          <w:sz w:val="18"/>
+          <w:szCs w:val="18"/>
+        </w:rPr>
+        <w:t xml:space="preserve">Set</w:t>
+      </w:r>
+      <w:r>
+        <w:rPr>
+          <w:sz w:val="22"/>
+          <w:szCs w:val="22"/>
+        </w:rPr>
+        <w:t xml:space="preserve"> : l'unicité, et la rapidité de la recherche.</w:t>
       </w:r>
     </w:p>
     <w:p>
@@ -5229,7 +6309,8 @@
             </w:pPr>
             <w:r>
               <w:rPr>
-                <w:rFonts w:ascii="Consolas" w:cs="Consolas" w:eastAsia="Consolas" w:hAnsi="Consolas"/>
+                <w:rFonts w:ascii="Consolas" w:hAnsi="Consolas" w:cs="Consolas"/>
+                <w:color w:val="E97132" w:themeColor="accent2"/>
                 <w:sz w:val="18"/>
                 <w:szCs w:val="18"/>
               </w:rPr>
@@ -5253,7 +6334,8 @@
             </w:pPr>
             <w:r>
               <w:rPr>
-                <w:rFonts w:ascii="Consolas" w:cs="Consolas" w:eastAsia="Consolas" w:hAnsi="Consolas"/>
+                <w:rFonts w:ascii="Consolas" w:hAnsi="Consolas" w:cs="Consolas"/>
+                <w:color w:val="E97132" w:themeColor="accent2"/>
                 <w:sz w:val="18"/>
                 <w:szCs w:val="18"/>
               </w:rPr>
@@ -5305,7 +6387,8 @@
             </w:pPr>
             <w:r>
               <w:rPr>
-                <w:rFonts w:ascii="Consolas" w:cs="Consolas" w:eastAsia="Consolas" w:hAnsi="Consolas"/>
+                <w:rFonts w:ascii="Consolas" w:hAnsi="Consolas" w:cs="Consolas"/>
+                <w:color w:val="E97132" w:themeColor="accent2"/>
                 <w:sz w:val="18"/>
                 <w:szCs w:val="18"/>
               </w:rPr>
@@ -5329,7 +6412,8 @@
             </w:pPr>
             <w:r>
               <w:rPr>
-                <w:rFonts w:ascii="Consolas" w:cs="Consolas" w:eastAsia="Consolas" w:hAnsi="Consolas"/>
+                <w:rFonts w:ascii="Consolas" w:hAnsi="Consolas" w:cs="Consolas"/>
+                <w:color w:val="E97132" w:themeColor="accent2"/>
                 <w:sz w:val="18"/>
                 <w:szCs w:val="18"/>
               </w:rPr>
@@ -5381,7 +6465,8 @@
             </w:pPr>
             <w:r>
               <w:rPr>
-                <w:rFonts w:ascii="Consolas" w:cs="Consolas" w:eastAsia="Consolas" w:hAnsi="Consolas"/>
+                <w:rFonts w:ascii="Consolas" w:hAnsi="Consolas" w:cs="Consolas"/>
+                <w:color w:val="E97132" w:themeColor="accent2"/>
                 <w:sz w:val="18"/>
                 <w:szCs w:val="18"/>
               </w:rPr>
@@ -5405,7 +6490,8 @@
             </w:pPr>
             <w:r>
               <w:rPr>
-                <w:rFonts w:ascii="Consolas" w:cs="Consolas" w:eastAsia="Consolas" w:hAnsi="Consolas"/>
+                <w:rFonts w:ascii="Consolas" w:hAnsi="Consolas" w:cs="Consolas"/>
+                <w:color w:val="E97132" w:themeColor="accent2"/>
                 <w:sz w:val="18"/>
                 <w:szCs w:val="18"/>
               </w:rPr>
@@ -5453,10 +6539,10 @@
       </w:r>
       <w:r>
         <w:rPr>
-          <w:rFonts w:ascii="Consolas" w:cs="Consolas" w:eastAsia="Consolas" w:hAnsi="Consolas"/>
-          <w:color w:val="8B2500"/>
-          <w:sz w:val="22"/>
-          <w:szCs w:val="22"/>
+          <w:rFonts w:ascii="Consolas" w:hAnsi="Consolas" w:cs="Consolas"/>
+          <w:color w:val="E97132" w:themeColor="accent2"/>
+          <w:sz w:val="18"/>
+          <w:szCs w:val="18"/>
         </w:rPr>
         <w:t xml:space="preserve">HashSet</w:t>
       </w:r>
@@ -5469,10 +6555,10 @@
       </w:r>
       <w:r>
         <w:rPr>
-          <w:rFonts w:ascii="Consolas" w:cs="Consolas" w:eastAsia="Consolas" w:hAnsi="Consolas"/>
-          <w:color w:val="8B2500"/>
-          <w:sz w:val="22"/>
-          <w:szCs w:val="22"/>
+          <w:rFonts w:ascii="Consolas" w:hAnsi="Consolas" w:cs="Consolas"/>
+          <w:color w:val="E97132" w:themeColor="accent2"/>
+          <w:sz w:val="18"/>
+          <w:szCs w:val="18"/>
         </w:rPr>
         <w:t xml:space="preserve">Collection</w:t>
       </w:r>
@@ -5498,7 +6584,7 @@
           <w:sz w:val="24"/>
           <w:szCs w:val="24"/>
         </w:rPr>
-        <w:t xml:space="preserve">Vérification</w:t>
+        <w:t xml:space="preserve">Comment vérifier votre code</w:t>
       </w:r>
     </w:p>
     <w:tbl>
@@ -5537,10 +6623,10 @@
             </w:pPr>
             <w:r>
               <w:rPr>
-                <w:rFonts w:ascii="Consolas" w:cs="Consolas" w:eastAsia="Consolas" w:hAnsi="Consolas"/>
-                <w:color w:val="8B2500"/>
-                <w:sz w:val="22"/>
-                <w:szCs w:val="22"/>
+                <w:rFonts w:ascii="Consolas" w:hAnsi="Consolas" w:cs="Consolas"/>
+                <w:color w:val="E97132" w:themeColor="accent2"/>
+                <w:sz w:val="18"/>
+                <w:szCs w:val="18"/>
               </w:rPr>
               <w:t xml:space="preserve">be.ephec.java.col.e06.TirageTest</w:t>
             </w:r>
@@ -5595,10 +6681,10 @@
       </w:r>
       <w:r>
         <w:rPr>
-          <w:rFonts w:ascii="Consolas" w:cs="Consolas" w:eastAsia="Consolas" w:hAnsi="Consolas"/>
-          <w:color w:val="8B2500"/>
-          <w:sz w:val="22"/>
-          <w:szCs w:val="22"/>
+          <w:rFonts w:ascii="Consolas" w:hAnsi="Consolas" w:cs="Consolas"/>
+          <w:color w:val="E97132" w:themeColor="accent2"/>
+          <w:sz w:val="18"/>
+          <w:szCs w:val="18"/>
         </w:rPr>
         <w:t xml:space="preserve">Set</w:t>
       </w:r>
@@ -5611,10 +6697,10 @@
       </w:r>
       <w:r>
         <w:rPr>
-          <w:rFonts w:ascii="Consolas" w:cs="Consolas" w:eastAsia="Consolas" w:hAnsi="Consolas"/>
-          <w:color w:val="8B2500"/>
-          <w:sz w:val="22"/>
-          <w:szCs w:val="22"/>
+          <w:rFonts w:ascii="Consolas" w:hAnsi="Consolas" w:cs="Consolas"/>
+          <w:color w:val="E97132" w:themeColor="accent2"/>
+          <w:sz w:val="18"/>
+          <w:szCs w:val="18"/>
         </w:rPr>
         <w:t xml:space="preserve">List</w:t>
       </w:r>
@@ -5657,7 +6743,39 @@
           <w:sz w:val="22"/>
           <w:szCs w:val="22"/>
         </w:rPr>
-        <w:t xml:space="preserve">Que perdez-vous en passant d'une List à un Set, en dehors des doublons ?</w:t>
+        <w:t xml:space="preserve">Que perdez-vous en passant d'une </w:t>
+      </w:r>
+      <w:r>
+        <w:rPr>
+          <w:rFonts w:ascii="Consolas" w:hAnsi="Consolas" w:cs="Consolas"/>
+          <w:color w:val="E97132" w:themeColor="accent2"/>
+          <w:sz w:val="18"/>
+          <w:szCs w:val="18"/>
+        </w:rPr>
+        <w:t xml:space="preserve">List</w:t>
+      </w:r>
+      <w:r>
+        <w:rPr>
+          <w:sz w:val="22"/>
+          <w:szCs w:val="22"/>
+        </w:rPr>
+        <w:t xml:space="preserve"> à un </w:t>
+      </w:r>
+      <w:r>
+        <w:rPr>
+          <w:rFonts w:ascii="Consolas" w:hAnsi="Consolas" w:cs="Consolas"/>
+          <w:color w:val="E97132" w:themeColor="accent2"/>
+          <w:sz w:val="18"/>
+          <w:szCs w:val="18"/>
+        </w:rPr>
+        <w:t xml:space="preserve">Set</w:t>
+      </w:r>
+      <w:r>
+        <w:rPr>
+          <w:sz w:val="22"/>
+          <w:szCs w:val="22"/>
+        </w:rPr>
+        <w:t xml:space="preserve">, en dehors des doublons ?</w:t>
       </w:r>
     </w:p>
     <w:p>
@@ -5686,6 +6804,7 @@
     </w:p>
     <w:p>
       <w:pPr>
+        <w:keepNext/>
         <w:spacing w:after="120"/>
       </w:pPr>
       <w:r>
@@ -5696,7 +6815,18 @@
           <w:sz w:val="22"/>
           <w:szCs w:val="22"/>
         </w:rPr>
-        <w:t xml:space="preserve">Package : be.ephec.java.col.e07</w:t>
+        <w:t xml:space="preserve">Package : </w:t>
+      </w:r>
+      <w:r>
+        <w:rPr>
+          <w:rFonts w:ascii="Consolas" w:hAnsi="Consolas" w:cs="Consolas"/>
+          <w:i/>
+          <w:iCs/>
+          <w:color w:val="E97132" w:themeColor="accent2"/>
+          <w:sz w:val="18"/>
+          <w:szCs w:val="18"/>
+        </w:rPr>
+        <w:t xml:space="preserve">be.ephec.java.col.e07</w:t>
       </w:r>
     </w:p>
     <w:p>
@@ -5718,6 +6848,7 @@
     </w:p>
     <w:p>
       <w:pPr>
+        <w:keepNext w:val="false"/>
         <w:spacing w:after="120"/>
       </w:pPr>
       <w:r>
@@ -5758,10 +6889,10 @@
       </w:r>
       <w:r>
         <w:rPr>
-          <w:rFonts w:ascii="Consolas" w:cs="Consolas" w:eastAsia="Consolas" w:hAnsi="Consolas"/>
-          <w:color w:val="8B2500"/>
-          <w:sz w:val="22"/>
-          <w:szCs w:val="22"/>
+          <w:rFonts w:ascii="Consolas" w:hAnsi="Consolas" w:cs="Consolas"/>
+          <w:color w:val="E97132" w:themeColor="accent2"/>
+          <w:sz w:val="18"/>
+          <w:szCs w:val="18"/>
         </w:rPr>
         <w:t xml:space="preserve">Inscriptions</w:t>
       </w:r>
@@ -5774,10 +6905,10 @@
       </w:r>
       <w:r>
         <w:rPr>
-          <w:rFonts w:ascii="Consolas" w:cs="Consolas" w:eastAsia="Consolas" w:hAnsi="Consolas"/>
-          <w:color w:val="8B2500"/>
-          <w:sz w:val="22"/>
-          <w:szCs w:val="22"/>
+          <w:rFonts w:ascii="Consolas" w:hAnsi="Consolas" w:cs="Consolas"/>
+          <w:color w:val="E97132" w:themeColor="accent2"/>
+          <w:sz w:val="18"/>
+          <w:szCs w:val="18"/>
         </w:rPr>
         <w:t xml:space="preserve">Map&lt;String, Set&lt;String&gt;&gt;</w:t>
       </w:r>
@@ -5909,7 +7040,8 @@
             </w:pPr>
             <w:r>
               <w:rPr>
-                <w:rFonts w:ascii="Consolas" w:cs="Consolas" w:eastAsia="Consolas" w:hAnsi="Consolas"/>
+                <w:rFonts w:ascii="Consolas" w:hAnsi="Consolas" w:cs="Consolas"/>
+                <w:color w:val="E97132" w:themeColor="accent2"/>
                 <w:sz w:val="18"/>
                 <w:szCs w:val="18"/>
               </w:rPr>
@@ -5933,7 +7065,8 @@
             </w:pPr>
             <w:r>
               <w:rPr>
-                <w:rFonts w:ascii="Consolas" w:cs="Consolas" w:eastAsia="Consolas" w:hAnsi="Consolas"/>
+                <w:rFonts w:ascii="Consolas" w:hAnsi="Consolas" w:cs="Consolas"/>
+                <w:color w:val="E97132" w:themeColor="accent2"/>
                 <w:sz w:val="18"/>
                 <w:szCs w:val="18"/>
               </w:rPr>
@@ -5985,7 +7118,8 @@
             </w:pPr>
             <w:r>
               <w:rPr>
-                <w:rFonts w:ascii="Consolas" w:cs="Consolas" w:eastAsia="Consolas" w:hAnsi="Consolas"/>
+                <w:rFonts w:ascii="Consolas" w:hAnsi="Consolas" w:cs="Consolas"/>
+                <w:color w:val="E97132" w:themeColor="accent2"/>
                 <w:sz w:val="18"/>
                 <w:szCs w:val="18"/>
               </w:rPr>
@@ -6009,7 +7143,8 @@
             </w:pPr>
             <w:r>
               <w:rPr>
-                <w:rFonts w:ascii="Consolas" w:cs="Consolas" w:eastAsia="Consolas" w:hAnsi="Consolas"/>
+                <w:rFonts w:ascii="Consolas" w:hAnsi="Consolas" w:cs="Consolas"/>
+                <w:color w:val="E97132" w:themeColor="accent2"/>
                 <w:sz w:val="18"/>
                 <w:szCs w:val="18"/>
               </w:rPr>
@@ -6061,7 +7196,8 @@
             </w:pPr>
             <w:r>
               <w:rPr>
-                <w:rFonts w:ascii="Consolas" w:cs="Consolas" w:eastAsia="Consolas" w:hAnsi="Consolas"/>
+                <w:rFonts w:ascii="Consolas" w:hAnsi="Consolas" w:cs="Consolas"/>
+                <w:color w:val="E97132" w:themeColor="accent2"/>
                 <w:sz w:val="18"/>
                 <w:szCs w:val="18"/>
               </w:rPr>
@@ -6085,7 +7221,8 @@
             </w:pPr>
             <w:r>
               <w:rPr>
-                <w:rFonts w:ascii="Consolas" w:cs="Consolas" w:eastAsia="Consolas" w:hAnsi="Consolas"/>
+                <w:rFonts w:ascii="Consolas" w:hAnsi="Consolas" w:cs="Consolas"/>
+                <w:color w:val="E97132" w:themeColor="accent2"/>
                 <w:sz w:val="18"/>
                 <w:szCs w:val="18"/>
               </w:rPr>
@@ -6137,7 +7274,8 @@
             </w:pPr>
             <w:r>
               <w:rPr>
-                <w:rFonts w:ascii="Consolas" w:cs="Consolas" w:eastAsia="Consolas" w:hAnsi="Consolas"/>
+                <w:rFonts w:ascii="Consolas" w:hAnsi="Consolas" w:cs="Consolas"/>
+                <w:color w:val="E97132" w:themeColor="accent2"/>
                 <w:sz w:val="18"/>
                 <w:szCs w:val="18"/>
               </w:rPr>
@@ -6161,7 +7299,8 @@
             </w:pPr>
             <w:r>
               <w:rPr>
-                <w:rFonts w:ascii="Consolas" w:cs="Consolas" w:eastAsia="Consolas" w:hAnsi="Consolas"/>
+                <w:rFonts w:ascii="Consolas" w:hAnsi="Consolas" w:cs="Consolas"/>
+                <w:color w:val="E97132" w:themeColor="accent2"/>
                 <w:sz w:val="18"/>
                 <w:szCs w:val="18"/>
               </w:rPr>
@@ -6203,9 +7342,10 @@
       </w:pPr>
       <w:r>
         <w:rPr>
-          <w:rFonts w:ascii="Consolas" w:cs="Consolas" w:eastAsia="Consolas" w:hAnsi="Consolas"/>
-          <w:sz w:val="19"/>
-          <w:szCs w:val="19"/>
+          <w:rFonts w:ascii="Consolas" w:hAnsi="Consolas" w:cs="Consolas"/>
+          <w:color w:val="E97132" w:themeColor="accent2"/>
+          <w:sz w:val="18"/>
+          <w:szCs w:val="18"/>
         </w:rPr>
         <w:t xml:space="preserve">Lovelace : Algebre, Java</w:t>
       </w:r>
@@ -6219,9 +7359,10 @@
       </w:pPr>
       <w:r>
         <w:rPr>
-          <w:rFonts w:ascii="Consolas" w:cs="Consolas" w:eastAsia="Consolas" w:hAnsi="Consolas"/>
-          <w:sz w:val="19"/>
-          <w:szCs w:val="19"/>
+          <w:rFonts w:ascii="Consolas" w:hAnsi="Consolas" w:cs="Consolas"/>
+          <w:color w:val="E97132" w:themeColor="accent2"/>
+          <w:sz w:val="18"/>
+          <w:szCs w:val="18"/>
         </w:rPr>
         <w:t xml:space="preserve">Turing : Java</w:t>
       </w:r>
@@ -6248,10 +7389,10 @@
       </w:r>
       <w:r>
         <w:rPr>
-          <w:rFonts w:ascii="Consolas" w:cs="Consolas" w:eastAsia="Consolas" w:hAnsi="Consolas"/>
-          <w:color w:val="8B2500"/>
-          <w:sz w:val="22"/>
-          <w:szCs w:val="22"/>
+          <w:rFonts w:ascii="Consolas" w:hAnsi="Consolas" w:cs="Consolas"/>
+          <w:color w:val="E97132" w:themeColor="accent2"/>
+          <w:sz w:val="18"/>
+          <w:szCs w:val="18"/>
         </w:rPr>
         <w:t xml:space="preserve">computeIfAbsent</w:t>
       </w:r>
@@ -6264,10 +7405,10 @@
       </w:r>
       <w:r>
         <w:rPr>
-          <w:rFonts w:ascii="Consolas" w:cs="Consolas" w:eastAsia="Consolas" w:hAnsi="Consolas"/>
-          <w:color w:val="8B2500"/>
-          <w:sz w:val="22"/>
-          <w:szCs w:val="22"/>
+          <w:rFonts w:ascii="Consolas" w:hAnsi="Consolas" w:cs="Consolas"/>
+          <w:color w:val="E97132" w:themeColor="accent2"/>
+          <w:sz w:val="18"/>
+          <w:szCs w:val="18"/>
         </w:rPr>
         <w:t xml:space="preserve">Map</w:t>
       </w:r>
@@ -6307,51 +7448,111 @@
           <w:sz w:val="22"/>
           <w:szCs w:val="22"/>
         </w:rPr>
-        <w:t xml:space="preserve">Un Set et non une List pour les cours. </w:t>
-      </w:r>
-      <w:r>
-        <w:rPr>
-          <w:sz w:val="22"/>
-          <w:szCs w:val="22"/>
-        </w:rPr>
-        <w:t xml:space="preserve">Un étudiant ne s'inscrit pas deux fois au même cours. Écrit ainsi, c'est la structure qui l'interdit — personne n'a besoin d'y penser au moment d'appeler </w:t>
-      </w:r>
-      <w:r>
-        <w:rPr>
-          <w:rFonts w:ascii="Consolas" w:cs="Consolas" w:eastAsia="Consolas" w:hAnsi="Consolas"/>
-          <w:color w:val="8B2500"/>
-          <w:sz w:val="22"/>
-          <w:szCs w:val="22"/>
-        </w:rPr>
-        <w:t xml:space="preserve">inscrire</w:t>
-      </w:r>
-      <w:r>
-        <w:rPr>
-          <w:sz w:val="22"/>
-          <w:szCs w:val="22"/>
-        </w:rPr>
-        <w:t xml:space="preserve">.</w:t>
-      </w:r>
-    </w:p>
-    <w:p>
-      <w:pPr>
-        <w:spacing w:after="120"/>
-      </w:pPr>
-      <w:r>
-        <w:rPr>
+        <w:t xml:space="preserve">Un </w:t>
+      </w:r>
+      <w:r>
+        <w:rPr>
+          <w:rFonts w:ascii="Consolas" w:hAnsi="Consolas" w:cs="Consolas"/>
           <w:b/>
           <w:bCs/>
-          <w:sz w:val="22"/>
-          <w:szCs w:val="22"/>
-        </w:rPr>
-        <w:t xml:space="preserve">Un ensemble vide plutôt que null. </w:t>
-      </w:r>
-      <w:r>
-        <w:rPr>
-          <w:rFonts w:ascii="Consolas" w:cs="Consolas" w:eastAsia="Consolas" w:hAnsi="Consolas"/>
-          <w:color w:val="8B2500"/>
-          <w:sz w:val="22"/>
-          <w:szCs w:val="22"/>
+          <w:color w:val="E97132" w:themeColor="accent2"/>
+          <w:sz w:val="18"/>
+          <w:szCs w:val="18"/>
+        </w:rPr>
+        <w:t xml:space="preserve">Set</w:t>
+      </w:r>
+      <w:r>
+        <w:rPr>
+          <w:b/>
+          <w:bCs/>
+          <w:sz w:val="22"/>
+          <w:szCs w:val="22"/>
+        </w:rPr>
+        <w:t xml:space="preserve"> et non une </w:t>
+      </w:r>
+      <w:r>
+        <w:rPr>
+          <w:rFonts w:ascii="Consolas" w:hAnsi="Consolas" w:cs="Consolas"/>
+          <w:b/>
+          <w:bCs/>
+          <w:color w:val="E97132" w:themeColor="accent2"/>
+          <w:sz w:val="18"/>
+          <w:szCs w:val="18"/>
+        </w:rPr>
+        <w:t xml:space="preserve">List</w:t>
+      </w:r>
+      <w:r>
+        <w:rPr>
+          <w:b/>
+          <w:bCs/>
+          <w:sz w:val="22"/>
+          <w:szCs w:val="22"/>
+        </w:rPr>
+        <w:t xml:space="preserve"> pour les cours. </w:t>
+      </w:r>
+      <w:r>
+        <w:rPr>
+          <w:sz w:val="22"/>
+          <w:szCs w:val="22"/>
+        </w:rPr>
+        <w:t xml:space="preserve">Un étudiant ne s'inscrit pas deux fois au même cours. Écrit ainsi, c'est la structure qui l'interdit — personne n'a besoin d'y penser au moment d'appeler </w:t>
+      </w:r>
+      <w:r>
+        <w:rPr>
+          <w:rFonts w:ascii="Consolas" w:hAnsi="Consolas" w:cs="Consolas"/>
+          <w:color w:val="E97132" w:themeColor="accent2"/>
+          <w:sz w:val="18"/>
+          <w:szCs w:val="18"/>
+        </w:rPr>
+        <w:t xml:space="preserve">inscrire</w:t>
+      </w:r>
+      <w:r>
+        <w:rPr>
+          <w:sz w:val="22"/>
+          <w:szCs w:val="22"/>
+        </w:rPr>
+        <w:t xml:space="preserve">.</w:t>
+      </w:r>
+    </w:p>
+    <w:p>
+      <w:pPr>
+        <w:spacing w:after="120"/>
+      </w:pPr>
+      <w:r>
+        <w:rPr>
+          <w:b/>
+          <w:bCs/>
+          <w:sz w:val="22"/>
+          <w:szCs w:val="22"/>
+        </w:rPr>
+        <w:t xml:space="preserve">Un ensemble vide plutôt que </w:t>
+      </w:r>
+      <w:r>
+        <w:rPr>
+          <w:rFonts w:ascii="Consolas" w:hAnsi="Consolas" w:cs="Consolas"/>
+          <w:b/>
+          <w:bCs/>
+          <w:color w:val="E97132" w:themeColor="accent2"/>
+          <w:sz w:val="18"/>
+          <w:szCs w:val="18"/>
+        </w:rPr>
+        <w:t xml:space="preserve">null</w:t>
+      </w:r>
+      <w:r>
+        <w:rPr>
+          <w:b/>
+          <w:bCs/>
+          <w:sz w:val="22"/>
+          <w:szCs w:val="22"/>
+        </w:rPr>
+        <w:t xml:space="preserve">. </w:t>
+      </w:r>
+      <w:r>
+        <w:rPr>
+          <w:rFonts w:ascii="Consolas" w:hAnsi="Consolas" w:cs="Consolas"/>
+          <w:color w:val="E97132" w:themeColor="accent2"/>
+          <w:sz w:val="18"/>
+          <w:szCs w:val="18"/>
         </w:rPr>
         <w:t xml:space="preserve">coursDe</w:t>
       </w:r>
@@ -6364,10 +7565,10 @@
       </w:r>
       <w:r>
         <w:rPr>
-          <w:rFonts w:ascii="Consolas" w:cs="Consolas" w:eastAsia="Consolas" w:hAnsi="Consolas"/>
-          <w:color w:val="8B2500"/>
-          <w:sz w:val="22"/>
-          <w:szCs w:val="22"/>
+          <w:rFonts w:ascii="Consolas" w:hAnsi="Consolas" w:cs="Consolas"/>
+          <w:color w:val="E97132" w:themeColor="accent2"/>
+          <w:sz w:val="18"/>
+          <w:szCs w:val="18"/>
         </w:rPr>
         <w:t xml:space="preserve">chercher</w:t>
       </w:r>
@@ -6380,10 +7581,10 @@
       </w:r>
       <w:r>
         <w:rPr>
-          <w:rFonts w:ascii="Consolas" w:cs="Consolas" w:eastAsia="Consolas" w:hAnsi="Consolas"/>
-          <w:color w:val="8B2500"/>
-          <w:sz w:val="22"/>
-          <w:szCs w:val="22"/>
+          <w:rFonts w:ascii="Consolas" w:hAnsi="Consolas" w:cs="Consolas"/>
+          <w:color w:val="E97132" w:themeColor="accent2"/>
+          <w:sz w:val="18"/>
+          <w:szCs w:val="18"/>
         </w:rPr>
         <w:t xml:space="preserve">COL.2</w:t>
       </w:r>
@@ -6396,10 +7597,10 @@
       </w:r>
       <w:r>
         <w:rPr>
-          <w:rFonts w:ascii="Consolas" w:cs="Consolas" w:eastAsia="Consolas" w:hAnsi="Consolas"/>
-          <w:color w:val="8B2500"/>
-          <w:sz w:val="22"/>
-          <w:szCs w:val="22"/>
+          <w:rFonts w:ascii="Consolas" w:hAnsi="Consolas" w:cs="Consolas"/>
+          <w:color w:val="E97132" w:themeColor="accent2"/>
+          <w:sz w:val="18"/>
+          <w:szCs w:val="18"/>
         </w:rPr>
         <w:t xml:space="preserve">null</w:t>
       </w:r>
@@ -6412,10 +7613,10 @@
       </w:r>
       <w:r>
         <w:rPr>
-          <w:rFonts w:ascii="Consolas" w:cs="Consolas" w:eastAsia="Consolas" w:hAnsi="Consolas"/>
-          <w:color w:val="8B2500"/>
-          <w:sz w:val="22"/>
-          <w:szCs w:val="22"/>
+          <w:rFonts w:ascii="Consolas" w:hAnsi="Consolas" w:cs="Consolas"/>
+          <w:color w:val="E97132" w:themeColor="accent2"/>
+          <w:sz w:val="18"/>
+          <w:szCs w:val="18"/>
         </w:rPr>
         <w:t xml:space="preserve">CC-ERR.2</w:t>
       </w:r>
@@ -6441,7 +7642,7 @@
           <w:sz w:val="24"/>
           <w:szCs w:val="24"/>
         </w:rPr>
-        <w:t xml:space="preserve">Vérification</w:t>
+        <w:t xml:space="preserve">Comment vérifier votre code</w:t>
       </w:r>
     </w:p>
     <w:tbl>
@@ -6480,10 +7681,10 @@
             </w:pPr>
             <w:r>
               <w:rPr>
-                <w:rFonts w:ascii="Consolas" w:cs="Consolas" w:eastAsia="Consolas" w:hAnsi="Consolas"/>
-                <w:color w:val="8B2500"/>
-                <w:sz w:val="22"/>
-                <w:szCs w:val="22"/>
+                <w:rFonts w:ascii="Consolas" w:hAnsi="Consolas" w:cs="Consolas"/>
+                <w:color w:val="E97132" w:themeColor="accent2"/>
+                <w:sz w:val="18"/>
+                <w:szCs w:val="18"/>
               </w:rPr>
               <w:t xml:space="preserve">be.ephec.java.col.e07.InscriptionsTest</w:t>
             </w:r>
@@ -6538,10 +7739,10 @@
       </w:r>
       <w:r>
         <w:rPr>
-          <w:rFonts w:ascii="Consolas" w:cs="Consolas" w:eastAsia="Consolas" w:hAnsi="Consolas"/>
-          <w:color w:val="8B2500"/>
-          <w:sz w:val="22"/>
-          <w:szCs w:val="22"/>
+          <w:rFonts w:ascii="Consolas" w:hAnsi="Consolas" w:cs="Consolas"/>
+          <w:color w:val="E97132" w:themeColor="accent2"/>
+          <w:sz w:val="18"/>
+          <w:szCs w:val="18"/>
         </w:rPr>
         <w:t xml:space="preserve">inscrire</w:t>
       </w:r>
@@ -6554,10 +7755,10 @@
       </w:r>
       <w:r>
         <w:rPr>
-          <w:rFonts w:ascii="Consolas" w:cs="Consolas" w:eastAsia="Consolas" w:hAnsi="Consolas"/>
-          <w:color w:val="8B2500"/>
-          <w:sz w:val="22"/>
-          <w:szCs w:val="22"/>
+          <w:rFonts w:ascii="Consolas" w:hAnsi="Consolas" w:cs="Consolas"/>
+          <w:color w:val="E97132" w:themeColor="accent2"/>
+          <w:sz w:val="18"/>
+          <w:szCs w:val="18"/>
         </w:rPr>
         <w:t xml:space="preserve">computeIfAbsent</w:t>
       </w:r>
@@ -6587,7 +7788,7 @@
       </w:r>
     </w:p>
     <w:sectPr>
-      <w:footerReference w:type="default" r:id="rId8"/>
+      <w:footerReference w:type="default" r:id="rId9"/>
       <w:pgSz w:w="11906" w:h="16838" w:orient="portrait"/>
       <w:pgMar w:top="1440" w:right="1440" w:bottom="1440" w:left="1440" w:header="708" w:footer="708" w:gutter="0"/>
       <w:pgNumType w:start="1"/>
@@ -6690,7 +7891,7 @@
       <w:fldChar w:fldCharType="separate"/>
     </w:r>
     <w:r>
-      <w:t>8</w:t>
+      <w:t>9</w:t>
     </w:r>
     <w:r>
       <w:fldChar w:fldCharType="end"/>
@@ -6852,7 +8053,13 @@
 <file path=word/styles.xml><?xml version="1.0" encoding="utf-8"?>
 <w:styles xmlns:mc="http://schemas.openxmlformats.org/markup-compatibility/2006" xmlns:r="http://schemas.openxmlformats.org/officeDocument/2006/relationships" xmlns:w="http://schemas.openxmlformats.org/wordprocessingml/2006/main" xmlns:w14="http://schemas.microsoft.com/office/word/2010/wordml" xmlns:w15="http://schemas.microsoft.com/office/word/2012/wordml" mc:Ignorable="w14 w15">
   <w:docDefaults>
-    <w:rPrDefault/>
+    <w:rPrDefault>
+      <w:rPr>
+        <w:rFonts w:ascii="Cormorant Garamond" w:hAnsi="Cormorant Garamond" w:eastAsia="Cormorant Garamond" w:cs="Cormorant Garamond"/>
+        <w:sz w:val="22"/>
+        <w:szCs w:val="22"/>
+      </w:rPr>
+    </w:rPrDefault>
     <w:pPrDefault/>
   </w:docDefaults>
   <w:style w:type="paragraph" w:styleId="Title">
@@ -6861,6 +8068,7 @@
     <w:next w:val="Normal"/>
     <w:qFormat/>
     <w:rPr>
+      <w:rFonts w:ascii="Cormorant Garamond" w:hAnsi="Cormorant Garamond" w:eastAsia="Cormorant Garamond" w:cs="Cormorant Garamond"/>
       <w:sz w:val="56"/>
       <w:szCs w:val="56"/>
     </w:rPr>
@@ -6871,6 +8079,7 @@
     <w:next w:val="Normal"/>
     <w:qFormat/>
     <w:rPr>
+      <w:rFonts w:ascii="Cormorant Garamond" w:hAnsi="Cormorant Garamond" w:eastAsia="Cormorant Garamond" w:cs="Cormorant Garamond"/>
       <w:color w:val="2E74B5"/>
       <w:sz w:val="32"/>
       <w:szCs w:val="32"/>
@@ -6882,6 +8091,7 @@
     <w:next w:val="Normal"/>
     <w:qFormat/>
     <w:rPr>
+      <w:rFonts w:ascii="Cormorant Garamond" w:hAnsi="Cormorant Garamond" w:eastAsia="Cormorant Garamond" w:cs="Cormorant Garamond"/>
       <w:color w:val="2E74B5"/>
       <w:sz w:val="26"/>
       <w:szCs w:val="26"/>
@@ -6893,6 +8103,7 @@
     <w:next w:val="Normal"/>
     <w:qFormat/>
     <w:rPr>
+      <w:rFonts w:ascii="Cormorant Garamond" w:hAnsi="Cormorant Garamond" w:eastAsia="Cormorant Garamond" w:cs="Cormorant Garamond"/>
       <w:color w:val="1F4D78"/>
       <w:sz w:val="24"/>
       <w:szCs w:val="24"/>
@@ -6904,6 +8115,7 @@
     <w:next w:val="Normal"/>
     <w:qFormat/>
     <w:rPr>
+      <w:rFonts w:ascii="Cormorant Garamond" w:hAnsi="Cormorant Garamond" w:eastAsia="Cormorant Garamond" w:cs="Cormorant Garamond"/>
       <w:i/>
       <w:iCs/>
       <w:color w:val="2E74B5"/>
@@ -6915,6 +8127,7 @@
     <w:next w:val="Normal"/>
     <w:qFormat/>
     <w:rPr>
+      <w:rFonts w:ascii="Cormorant Garamond" w:hAnsi="Cormorant Garamond" w:eastAsia="Cormorant Garamond" w:cs="Cormorant Garamond"/>
       <w:color w:val="2E74B5"/>
     </w:rPr>
   </w:style>
@@ -6924,6 +8137,7 @@
     <w:next w:val="Normal"/>
     <w:qFormat/>
     <w:rPr>
+      <w:rFonts w:ascii="Cormorant Garamond" w:hAnsi="Cormorant Garamond" w:eastAsia="Cormorant Garamond" w:cs="Cormorant Garamond"/>
       <w:color w:val="1F4D78"/>
     </w:rPr>
   </w:style>

--- a/enonces/COL_enonces.docx
+++ b/enonces/COL_enonces.docx
@@ -4,7 +4,9 @@
   <w:body>
     <w:p>
       <w:pPr>
-        <w:spacing w:after="0"/>
+        <w:tabs>
+          <w:tab w:val="right" w:pos="9026"/>
+        </w:tabs>
       </w:pPr>
       <w:r>
         <w:drawing>
@@ -46,95 +48,112 @@
           </wp:inline>
         </w:drawing>
       </w:r>
-    </w:p>
-    <w:p>
-      <w:pPr>
-        <w:spacing w:after="120" w:before="700"/>
-        <w:jc w:val="center"/>
-      </w:pPr>
-      <w:r>
-        <w:rPr>
-          <w:color w:val="595959"/>
-          <w:sz w:val="26"/>
-          <w:szCs w:val="26"/>
-        </w:rPr>
-        <w:t xml:space="preserve">Programmation orientée objet — Java</w:t>
-      </w:r>
-    </w:p>
-    <w:p>
-      <w:pPr>
-        <w:spacing w:after="100"/>
-        <w:jc w:val="center"/>
-      </w:pPr>
-      <w:r>
-        <w:rPr>
+      <w:r>
+        <w:rPr>
+          <w:rFonts w:ascii="Calibri" w:cs="Calibri" w:eastAsia="Calibri" w:hAnsi="Calibri"/>
+          <w:sz w:val="36"/>
+          <w:szCs w:val="36"/>
+        </w:rPr>
+        <w:tab/>
+      </w:r>
+      <w:r>
+        <w:rPr>
+          <w:rFonts w:ascii="Calibri" w:cs="Calibri" w:eastAsia="Calibri" w:hAnsi="Calibri"/>
+          <w:color w:val="000000"/>
+          <w:sz w:val="36"/>
+          <w:szCs w:val="36"/>
+        </w:rPr>
+        <w:t xml:space="preserve">Année académique </w:t>
+      </w:r>
+      <w:r>
+        <w:rPr>
+          <w:rFonts w:ascii="Calibri" w:cs="Calibri" w:eastAsia="Calibri" w:hAnsi="Calibri"/>
           <w:b/>
           <w:bCs/>
-          <w:color w:val="1F4E79"/>
-          <w:sz w:val="52"/>
-          <w:szCs w:val="52"/>
-        </w:rPr>
-        <w:t xml:space="preserve">Thème COL</w:t>
-      </w:r>
-    </w:p>
-    <w:p>
-      <w:pPr>
-        <w:spacing w:after="200"/>
+          <w:color w:val="000000"/>
+          <w:sz w:val="36"/>
+          <w:szCs w:val="36"/>
+        </w:rPr>
+        <w:t xml:space="preserve">2026-2027</w:t>
+      </w:r>
+    </w:p>
+    <w:p>
+      <w:pPr>
+        <w:spacing w:after="120" w:before="3900"/>
         <w:jc w:val="center"/>
       </w:pPr>
       <w:r>
         <w:rPr>
+          <w:rFonts w:ascii="Calibri" w:cs="Calibri" w:eastAsia="Calibri" w:hAnsi="Calibri"/>
+          <w:color w:val="000000"/>
+          <w:sz w:val="36"/>
+          <w:szCs w:val="36"/>
+        </w:rPr>
+        <w:t xml:space="preserve">Programmation orientée objet — Java</w:t>
+      </w:r>
+    </w:p>
+    <w:p>
+      <w:pPr>
+        <w:spacing w:after="100" w:before="0"/>
+        <w:jc w:val="center"/>
+      </w:pPr>
+      <w:r>
+        <w:rPr>
+          <w:rFonts w:ascii="Calibri" w:cs="Calibri" w:eastAsia="Calibri" w:hAnsi="Calibri"/>
           <w:b/>
           <w:bCs/>
-          <w:color w:val="1F4E79"/>
-          <w:sz w:val="32"/>
-          <w:szCs w:val="32"/>
+          <w:color w:val="000000"/>
+          <w:sz w:val="72"/>
+          <w:szCs w:val="72"/>
+        </w:rPr>
+        <w:t xml:space="preserve">Module COL</w:t>
+      </w:r>
+    </w:p>
+    <w:p>
+      <w:pPr>
+        <w:spacing w:after="200" w:before="0"/>
+        <w:jc w:val="center"/>
+      </w:pPr>
+      <w:r>
+        <w:rPr>
+          <w:rFonts w:ascii="Calibri" w:cs="Calibri" w:eastAsia="Calibri" w:hAnsi="Calibri"/>
+          <w:b/>
+          <w:bCs/>
+          <w:color w:val="000000"/>
+          <w:sz w:val="40"/>
+          <w:szCs w:val="40"/>
         </w:rPr>
         <w:t xml:space="preserve">Collections</w:t>
       </w:r>
     </w:p>
     <w:p>
       <w:pPr>
-        <w:spacing w:after="800"/>
+        <w:spacing w:after="800" w:before="0"/>
         <w:jc w:val="center"/>
       </w:pPr>
       <w:r>
         <w:rPr>
-          <w:color w:val="595959"/>
-          <w:sz w:val="26"/>
-          <w:szCs w:val="26"/>
+          <w:rFonts w:ascii="Calibri" w:cs="Calibri" w:eastAsia="Calibri" w:hAnsi="Calibri"/>
+          <w:color w:val="000000"/>
+          <w:sz w:val="36"/>
+          <w:szCs w:val="36"/>
         </w:rPr>
         <w:t xml:space="preserve">Des structures qui grandissent, et qui savent chercher</w:t>
       </w:r>
     </w:p>
     <w:p>
       <w:pPr>
-        <w:keepNext w:val="false"/>
-        <w:spacing w:after="120"/>
+        <w:spacing w:after="120" w:before="5450"/>
         <w:jc w:val="center"/>
       </w:pPr>
       <w:r>
         <w:rPr>
-          <w:color w:val="595959"/>
-          <w:sz w:val="22"/>
-          <w:szCs w:val="22"/>
+          <w:rFonts w:ascii="Calibri" w:cs="Calibri" w:eastAsia="Calibri" w:hAnsi="Calibri"/>
+          <w:color w:val="000000"/>
+          <w:sz w:val="36"/>
+          <w:szCs w:val="36"/>
         </w:rPr>
         <w:t xml:space="preserve">EPHEC — Bachelier en informatique, niveau 2</w:t>
-      </w:r>
-    </w:p>
-    <w:p>
-      <w:pPr>
-        <w:keepNext w:val="false"/>
-        <w:spacing w:after="120"/>
-        <w:jc w:val="center"/>
-      </w:pPr>
-      <w:r>
-        <w:rPr>
-          <w:color w:val="595959"/>
-          <w:sz w:val="22"/>
-          <w:szCs w:val="22"/>
-        </w:rPr>
-        <w:t xml:space="preserve">Année académique 2026-2027</w:t>
       </w:r>
     </w:p>
     <w:p>
@@ -7891,7 +7910,7 @@
       <w:fldChar w:fldCharType="separate"/>
     </w:r>
     <w:r>
-      <w:t>9</w:t>
+      <w:t>10</w:t>
     </w:r>
     <w:r>
       <w:fldChar w:fldCharType="end"/>

--- a/enonces/COL_enonces.docx
+++ b/enonces/COL_enonces.docx
@@ -2494,7 +2494,7 @@
           <w:sz w:val="22"/>
           <w:szCs w:val="22"/>
         </w:rPr>
-        <w:t xml:space="preserve">. Attention, elle trie sur place et ne rend rien — d'où la copie à faire avant.</w:t>
+        <w:t xml:space="preserve">. Attention, elle trie sur place et ne retourne rien — d'où la copie à faire avant.</w:t>
       </w:r>
     </w:p>
     <w:p>
@@ -3414,7 +3414,7 @@
                 <w:sz w:val="22"/>
                 <w:szCs w:val="22"/>
               </w:rPr>
-              <w:t xml:space="preserve">, en triant les clés au moment de les rendre. Puis remplacez la </w:t>
+              <w:t xml:space="preserve">, en triant les clés au moment de les retourner. Puis remplacez la </w:t>
             </w:r>
             <w:r>
               <w:rPr>
@@ -3587,7 +3587,7 @@
           <w:sz w:val="22"/>
           <w:szCs w:val="22"/>
         </w:rPr>
-        <w:t xml:space="preserve">Ajouter deux fiches de même nom ne fait pas grandir l'annuaire. Où est-ce écrit dans votre code ? Regardez ce que rend </w:t>
+        <w:t xml:space="preserve">Ajouter deux fiches de même nom ne fait pas grandir l'annuaire. Où est-ce écrit dans votre code ? Regardez ce que retourne </w:t>
       </w:r>
       <w:r>
         <w:rPr>
@@ -3620,7 +3620,7 @@
           <w:sz w:val="22"/>
           <w:szCs w:val="22"/>
         </w:rPr>
-        <w:t xml:space="preserve">chercher rend </w:t>
+        <w:t xml:space="preserve">chercher retourne </w:t>
       </w:r>
       <w:r>
         <w:rPr>
@@ -3808,7 +3808,7 @@
           <w:sz w:val="22"/>
           <w:szCs w:val="22"/>
         </w:rPr>
-        <w:t xml:space="preserve"> vous rend un </w:t>
+        <w:t xml:space="preserve"> vous retourne un </w:t>
       </w:r>
       <w:r>
         <w:rPr>
@@ -7580,7 +7580,7 @@
           <w:sz w:val="22"/>
           <w:szCs w:val="22"/>
         </w:rPr>
-        <w:t xml:space="preserve"> d'un étudiant inconnu rend un ensemble vide, sur lequel l'appelant peut boucler sans rien vérifier. Comparez avec le </w:t>
+        <w:t xml:space="preserve"> d'un étudiant inconnu retourne un ensemble vide, sur lequel l'appelant peut boucler sans rien vérifier. Comparez avec le </w:t>
       </w:r>
       <w:r>
         <w:rPr>
@@ -7612,7 +7612,7 @@
           <w:sz w:val="22"/>
           <w:szCs w:val="22"/>
         </w:rPr>
-        <w:t xml:space="preserve">, qui rend </w:t>
+        <w:t xml:space="preserve">, qui retourne </w:t>
       </w:r>
       <w:r>
         <w:rPr>

--- a/enonces/COL_enonces.docx
+++ b/enonces/COL_enonces.docx
@@ -2722,6 +2722,7 @@
           <w:color w:val="E97132" w:themeColor="accent2"/>
           <w:sz w:val="18"/>
           <w:szCs w:val="18"/>
+          <w:u w:val="none"/>
         </w:rPr>
         <w:t xml:space="preserve">CC-MET.7</w:t>
       </w:r>
@@ -3636,7 +3637,23 @@
           <w:sz w:val="22"/>
           <w:szCs w:val="22"/>
         </w:rPr>
-        <w:t xml:space="preserve"> pour un nom inconnu. L'énoncé le demande, mais est-ce une bonne idée ? Voir CC-ERR.2 — et comparez avec ce que fait COL.7.</w:t>
+        <w:t xml:space="preserve"> pour un nom inconnu. L'énoncé le demande, mais est-ce une bonne idée ? Voir </w:t>
+      </w:r>
+      <w:r>
+        <w:rPr>
+          <w:rFonts w:ascii="Consolas" w:hAnsi="Consolas" w:cs="Consolas"/>
+          <w:color w:val="E97132" w:themeColor="accent2"/>
+          <w:sz w:val="18"/>
+          <w:szCs w:val="18"/>
+        </w:rPr>
+        <w:t xml:space="preserve">CC-ERR.2</w:t>
+      </w:r>
+      <w:r>
+        <w:rPr>
+          <w:sz w:val="22"/>
+          <w:szCs w:val="22"/>
+        </w:rPr>
+        <w:t xml:space="preserve"> — et comparez avec ce que fait COL.7.</w:t>
       </w:r>
     </w:p>
     <w:p>
@@ -7636,6 +7653,7 @@
           <w:color w:val="E97132" w:themeColor="accent2"/>
           <w:sz w:val="18"/>
           <w:szCs w:val="18"/>
+          <w:u w:val="none"/>
         </w:rPr>
         <w:t xml:space="preserve">CC-ERR.2</w:t>
       </w:r>

--- a/enonces/COL_enonces.docx
+++ b/enonces/COL_enonces.docx
@@ -1036,8 +1036,8 @@
             <w:hyperlink w:history="1" w:anchor="ex-COL-1">
               <w:r>
                 <w:rPr>
-                  <w:rFonts w:ascii="Consolas" w:cs="Consolas" w:eastAsia="Consolas" w:hAnsi="Consolas"/>
-                  <w:color w:val="2B6CB0"/>
+                  <w:rFonts w:ascii="Consolas" w:hAnsi="Consolas" w:cs="Consolas"/>
+                  <w:color w:val="0563C1"/>
                   <w:sz w:val="18"/>
                   <w:szCs w:val="18"/>
                   <w:u w:val="single"/>
@@ -1117,8 +1117,8 @@
             <w:hyperlink w:history="1" w:anchor="ex-COL-2">
               <w:r>
                 <w:rPr>
-                  <w:rFonts w:ascii="Consolas" w:cs="Consolas" w:eastAsia="Consolas" w:hAnsi="Consolas"/>
-                  <w:color w:val="2B6CB0"/>
+                  <w:rFonts w:ascii="Consolas" w:hAnsi="Consolas" w:cs="Consolas"/>
+                  <w:color w:val="0563C1"/>
                   <w:sz w:val="18"/>
                   <w:szCs w:val="18"/>
                   <w:u w:val="single"/>
@@ -1198,8 +1198,8 @@
             <w:hyperlink w:history="1" w:anchor="ex-COL-3">
               <w:r>
                 <w:rPr>
-                  <w:rFonts w:ascii="Consolas" w:cs="Consolas" w:eastAsia="Consolas" w:hAnsi="Consolas"/>
-                  <w:color w:val="2B6CB0"/>
+                  <w:rFonts w:ascii="Consolas" w:hAnsi="Consolas" w:cs="Consolas"/>
+                  <w:color w:val="0563C1"/>
                   <w:sz w:val="18"/>
                   <w:szCs w:val="18"/>
                   <w:u w:val="single"/>
@@ -1279,8 +1279,8 @@
             <w:hyperlink w:history="1" w:anchor="ex-COL-4">
               <w:r>
                 <w:rPr>
-                  <w:rFonts w:ascii="Consolas" w:cs="Consolas" w:eastAsia="Consolas" w:hAnsi="Consolas"/>
-                  <w:color w:val="2B6CB0"/>
+                  <w:rFonts w:ascii="Consolas" w:hAnsi="Consolas" w:cs="Consolas"/>
+                  <w:color w:val="0563C1"/>
                   <w:sz w:val="18"/>
                   <w:szCs w:val="18"/>
                   <w:u w:val="single"/>
@@ -1360,8 +1360,8 @@
             <w:hyperlink w:history="1" w:anchor="ex-COL-5">
               <w:r>
                 <w:rPr>
-                  <w:rFonts w:ascii="Consolas" w:cs="Consolas" w:eastAsia="Consolas" w:hAnsi="Consolas"/>
-                  <w:color w:val="2B6CB0"/>
+                  <w:rFonts w:ascii="Consolas" w:hAnsi="Consolas" w:cs="Consolas"/>
+                  <w:color w:val="0563C1"/>
                   <w:sz w:val="18"/>
                   <w:szCs w:val="18"/>
                   <w:u w:val="single"/>
@@ -1441,8 +1441,8 @@
             <w:hyperlink w:history="1" w:anchor="ex-COL-6">
               <w:r>
                 <w:rPr>
-                  <w:rFonts w:ascii="Consolas" w:cs="Consolas" w:eastAsia="Consolas" w:hAnsi="Consolas"/>
-                  <w:color w:val="2B6CB0"/>
+                  <w:rFonts w:ascii="Consolas" w:hAnsi="Consolas" w:cs="Consolas"/>
+                  <w:color w:val="0563C1"/>
                   <w:sz w:val="18"/>
                   <w:szCs w:val="18"/>
                   <w:u w:val="single"/>
@@ -1522,8 +1522,8 @@
             <w:hyperlink w:history="1" w:anchor="ex-COL-7">
               <w:r>
                 <w:rPr>
-                  <w:rFonts w:ascii="Consolas" w:cs="Consolas" w:eastAsia="Consolas" w:hAnsi="Consolas"/>
-                  <w:color w:val="2B6CB0"/>
+                  <w:rFonts w:ascii="Consolas" w:hAnsi="Consolas" w:cs="Consolas"/>
+                  <w:color w:val="0563C1"/>
                   <w:sz w:val="18"/>
                   <w:szCs w:val="18"/>
                   <w:u w:val="single"/>
@@ -3645,6 +3645,7 @@
           <w:color w:val="E97132" w:themeColor="accent2"/>
           <w:sz w:val="18"/>
           <w:szCs w:val="18"/>
+          <w:u w:val="none"/>
         </w:rPr>
         <w:t xml:space="preserve">CC-ERR.2</w:t>
       </w:r>
